--- a/00-首页/题组Word/第一轮习题集/化学原理/化学动力学习题集-学生版.docx
+++ b/00-首页/题组Word/第一轮习题集/化学原理/化学动力学习题集-学生版.docx
@@ -6184,10 +6184,7 @@
             </m:sub>
             <m:sup>
               <m:r>
-                <m:t>1</m:t>
-              </m:r>
-              <m:r>
-                <m:t>4</m:t>
+                <m:t>14</m:t>
               </m:r>
             </m:sup>
           </m:sSubSup>
@@ -6216,10 +6213,7 @@
             </m:sub>
             <m:sup>
               <m:r>
-                <m:t>1</m:t>
-              </m:r>
-              <m:r>
-                <m:t>4</m:t>
+                <m:t>14</m:t>
               </m:r>
             </m:sup>
           </m:sSubSup>
@@ -6295,16 +6289,7 @@
             <m:t>=</m:t>
           </m:r>
           <m:r>
-            <m:t>5</m:t>
-          </m:r>
-          <m:r>
-            <m:t>7</m:t>
-          </m:r>
-          <m:r>
-            <m:t>3</m:t>
-          </m:r>
-          <m:r>
-            <m:t>0</m:t>
+            <m:t>5730</m:t>
           </m:r>
           <m:r>
             <m:rPr>
@@ -6628,6 +6613,7 @@
     <w:p>
       <w:pPr>
         <w:pStyle w:val="BodyText"/>
+        <w:spacing w:after="80"/>
       </w:pPr>
       <w:r>
         <w:rPr>
@@ -6739,100 +6725,157 @@
         <w:t>:</w:t>
       </w:r>
     </w:p>
-    <w:p>
-      <w:pPr>
-        <w:pStyle w:val="BodyText"/>
-      </w:pPr>
-      <w:r>
-        <w:rPr>
-          <w:rFonts w:ascii="Times New Roman" w:hAnsi="Times New Roman" w:eastAsia="Times New Roman" w:cs="Times New Roman"/>
-        </w:rPr>
-        <w:t xml:space="preserve">t/h</w:t>
-      </w:r>
-    </w:p>
-    <w:p>
-      <w:pPr>
-        <w:pStyle w:val="BodyText"/>
-      </w:pPr>
-      <w:r>
-        <w:rPr>
-          <w:rFonts w:ascii="Times New Roman" w:hAnsi="Times New Roman" w:eastAsia="Times New Roman" w:cs="Times New Roman"/>
-        </w:rPr>
-        <w:t xml:space="preserve">4</w:t>
-      </w:r>
-    </w:p>
-    <w:p>
-      <w:pPr>
-        <w:pStyle w:val="BodyText"/>
-      </w:pPr>
-      <w:r>
-        <w:rPr>
-          <w:rFonts w:ascii="Times New Roman" w:hAnsi="Times New Roman" w:eastAsia="Times New Roman" w:cs="Times New Roman"/>
-        </w:rPr>
-        <w:t xml:space="preserve">12</w:t>
-      </w:r>
-    </w:p>
-    <w:p>
-      <w:pPr>
-        <w:pStyle w:val="BodyText"/>
-      </w:pPr>
-      <w:r>
-        <w:rPr>
-          <w:rFonts w:ascii="Times New Roman" w:hAnsi="Times New Roman" w:eastAsia="Times New Roman" w:cs="Times New Roman"/>
-        </w:rPr>
-        <w:t xml:space="preserve">16</w:t>
-      </w:r>
-    </w:p>
-    <w:p>
-      <w:pPr>
-        <w:pStyle w:val="BodyText"/>
-      </w:pPr>
-      <w:r>
-        <w:rPr>
-          <w:rFonts w:ascii="Times New Roman" w:hAnsi="Times New Roman" w:eastAsia="Times New Roman" w:cs="Times New Roman"/>
-        </w:rPr>
-        <w:t xml:space="preserve">c/(mg·100 cm-3)</w:t>
-      </w:r>
-    </w:p>
-    <w:p>
-      <w:pPr>
-        <w:pStyle w:val="BodyText"/>
-      </w:pPr>
-      <w:r>
-        <w:rPr>
-          <w:rFonts w:ascii="Times New Roman" w:hAnsi="Times New Roman" w:eastAsia="Times New Roman" w:cs="Times New Roman"/>
-        </w:rPr>
-        <w:t xml:space="preserve">0.48</w:t>
-      </w:r>
-    </w:p>
-    <w:p>
-      <w:pPr>
-        <w:pStyle w:val="BodyText"/>
-      </w:pPr>
-      <w:r>
-        <w:rPr>
-          <w:rFonts w:ascii="Times New Roman" w:hAnsi="Times New Roman" w:eastAsia="Times New Roman" w:cs="Times New Roman"/>
-        </w:rPr>
-        <w:t xml:space="preserve">0.22</w:t>
-      </w:r>
-    </w:p>
-    <w:p>
-      <w:pPr>
-        <w:pStyle w:val="BodyText"/>
-      </w:pPr>
-      <w:r>
-        <w:rPr>
-          <w:rFonts w:ascii="Times New Roman" w:hAnsi="Times New Roman" w:eastAsia="Times New Roman" w:cs="Times New Roman"/>
-        </w:rPr>
-        <w:t xml:space="preserve">0.15</w:t>
-      </w:r>
-    </w:p>
+    <w:tbl>
+      <w:tblPr>
+        <w:tblStyle w:val="Table"/>
+        <w:tblW w:type="auto" w:w="0"/>
+        <w:tblLook w:firstRow="1" w:lastRow="0" w:firstColumn="0" w:lastColumn="0" w:noHBand="0" w:noVBand="0" w:val="0020"/>
+      </w:tblPr>
+      <w:tblGrid>
+        <w:gridCol w:w="1980"/>
+        <w:gridCol w:w="1980"/>
+        <w:gridCol w:w="1980"/>
+        <w:gridCol w:w="1980"/>
+      </w:tblGrid>
+      <w:tr>
+        <w:trPr>
+          <w:tblHeader w:val="on"/>
+        </w:trPr>
+        <w:tc>
+          <w:tcPr/>
+          <w:p>
+            <w:pPr>
+              <w:pStyle w:val="Compact"/>
+              <w:jc w:val="center"/>
+            </w:pPr>
+            <w:r>
+              <w:rPr>
+                <w:rFonts w:ascii="Times New Roman" w:hAnsi="Times New Roman" w:eastAsia="Times New Roman" w:cs="Times New Roman"/>
+                <w:b/>
+              </w:rPr>
+              <w:t xml:space="preserve">t/h</w:t>
+            </w:r>
+          </w:p>
+        </w:tc>
+        <w:tc>
+          <w:tcPr/>
+          <w:p>
+            <w:pPr>
+              <w:pStyle w:val="Compact"/>
+              <w:jc w:val="center"/>
+            </w:pPr>
+            <w:r>
+              <w:rPr>
+                <w:rFonts w:ascii="Times New Roman" w:hAnsi="Times New Roman" w:eastAsia="Times New Roman" w:cs="Times New Roman"/>
+                <w:b/>
+              </w:rPr>
+              <w:t xml:space="preserve">4</w:t>
+            </w:r>
+          </w:p>
+        </w:tc>
+        <w:tc>
+          <w:tcPr/>
+          <w:p>
+            <w:pPr>
+              <w:pStyle w:val="Compact"/>
+              <w:jc w:val="center"/>
+            </w:pPr>
+            <w:r>
+              <w:rPr>
+                <w:rFonts w:ascii="Times New Roman" w:hAnsi="Times New Roman" w:eastAsia="Times New Roman" w:cs="Times New Roman"/>
+                <w:b/>
+              </w:rPr>
+              <w:t xml:space="preserve">12</w:t>
+            </w:r>
+          </w:p>
+        </w:tc>
+        <w:tc>
+          <w:tcPr/>
+          <w:p>
+            <w:pPr>
+              <w:pStyle w:val="Compact"/>
+              <w:jc w:val="center"/>
+            </w:pPr>
+            <w:r>
+              <w:rPr>
+                <w:rFonts w:ascii="Times New Roman" w:hAnsi="Times New Roman" w:eastAsia="Times New Roman" w:cs="Times New Roman"/>
+                <w:b/>
+              </w:rPr>
+              <w:t xml:space="preserve">16</w:t>
+            </w:r>
+          </w:p>
+        </w:tc>
+      </w:tr>
+      <w:tr>
+        <w:tc>
+          <w:tcPr/>
+          <w:p>
+            <w:pPr>
+              <w:pStyle w:val="Compact"/>
+              <w:jc w:val="center"/>
+            </w:pPr>
+            <w:r>
+              <w:rPr>
+                <w:rFonts w:ascii="Times New Roman" w:hAnsi="Times New Roman" w:eastAsia="Times New Roman" w:cs="Times New Roman"/>
+              </w:rPr>
+              <w:t xml:space="preserve">c/(mg·100 cm-3)</w:t>
+            </w:r>
+          </w:p>
+        </w:tc>
+        <w:tc>
+          <w:tcPr/>
+          <w:p>
+            <w:pPr>
+              <w:pStyle w:val="Compact"/>
+              <w:jc w:val="center"/>
+            </w:pPr>
+            <w:r>
+              <w:rPr>
+                <w:rFonts w:ascii="Times New Roman" w:hAnsi="Times New Roman" w:eastAsia="Times New Roman" w:cs="Times New Roman"/>
+              </w:rPr>
+              <w:t xml:space="preserve">0.48</w:t>
+            </w:r>
+          </w:p>
+        </w:tc>
+        <w:tc>
+          <w:tcPr/>
+          <w:p>
+            <w:pPr>
+              <w:pStyle w:val="Compact"/>
+              <w:jc w:val="center"/>
+            </w:pPr>
+            <w:r>
+              <w:rPr>
+                <w:rFonts w:ascii="Times New Roman" w:hAnsi="Times New Roman" w:eastAsia="Times New Roman" w:cs="Times New Roman"/>
+              </w:rPr>
+              <w:t xml:space="preserve">0.22</w:t>
+            </w:r>
+          </w:p>
+        </w:tc>
+        <w:tc>
+          <w:tcPr/>
+          <w:p>
+            <w:pPr>
+              <w:pStyle w:val="Compact"/>
+              <w:jc w:val="center"/>
+            </w:pPr>
+            <w:r>
+              <w:rPr>
+                <w:rFonts w:ascii="Times New Roman" w:hAnsi="Times New Roman" w:eastAsia="Times New Roman" w:cs="Times New Roman"/>
+              </w:rPr>
+              <w:t xml:space="preserve">0.15</w:t>
+            </w:r>
+          </w:p>
+        </w:tc>
+      </w:tr>
+    </w:tbl>
     <w:p>
       <w:pPr>
         <w:numPr>
           <w:ilvl w:val="0"/>
           <w:numId w:val="1002"/>
         </w:numPr>
+        <w:spacing w:before="120"/>
       </w:pPr>
       <w:r>
         <w:rPr>
@@ -7207,15 +7250,22 @@
         <w:rPr>
           <w:rFonts w:ascii="Times New Roman" w:hAnsi="Times New Roman" w:eastAsia="Times New Roman" w:cs="Times New Roman"/>
         </w:rPr>
-        <w:t xml:space="preserve"> O</w:t>
-      </w:r>
-      <w:r>
-        <w:rPr>
-          <w:rFonts w:ascii="Times New Roman" w:hAnsi="Times New Roman" w:eastAsia="Times New Roman" w:cs="Times New Roman"/>
-          <w:vertAlign w:val="subscript"/>
-        </w:rPr>
-        <w:t>2</w:t>
-      </w:r>
+        <w:t xml:space="preserve"> </w:t>
+      </w:r>
+      <m:oMath>
+        <m:sSub>
+          <m:e>
+            <m:r>
+              <m:t>O</m:t>
+            </m:r>
+          </m:e>
+          <m:sub>
+            <m:r>
+              <m:t>2</m:t>
+            </m:r>
+          </m:sub>
+        </m:sSub>
+      </m:oMath>
       <w:r>
         <w:rPr>
           <w:rFonts w:ascii="Times New Roman" w:hAnsi="Times New Roman" w:eastAsia="Times New Roman" w:cs="Times New Roman"/>
@@ -7232,15 +7282,28 @@
         <w:rPr>
           <w:rFonts w:ascii="Times New Roman" w:hAnsi="Times New Roman" w:eastAsia="Times New Roman" w:cs="Times New Roman"/>
         </w:rPr>
-        <w:t xml:space="preserve"> HbO</w:t>
-      </w:r>
-      <w:r>
-        <w:rPr>
-          <w:rFonts w:ascii="Times New Roman" w:hAnsi="Times New Roman" w:eastAsia="Times New Roman" w:cs="Times New Roman"/>
-          <w:vertAlign w:val="subscript"/>
-        </w:rPr>
-        <w:t>2</w:t>
-      </w:r>
+        <w:t xml:space="preserve"> </w:t>
+      </w:r>
+      <m:oMath>
+        <m:r>
+          <m:t>H</m:t>
+        </m:r>
+        <m:r>
+          <m:t>b</m:t>
+        </m:r>
+        <m:sSub>
+          <m:e>
+            <m:r>
+              <m:t>O</m:t>
+            </m:r>
+          </m:e>
+          <m:sub>
+            <m:r>
+              <m:t>2</m:t>
+            </m:r>
+          </m:sub>
+        </m:sSub>
+      </m:oMath>
       <w:r>
         <w:rPr>
           <w:rFonts w:ascii="Times New Roman" w:hAnsi="Times New Roman" w:eastAsia="Times New Roman" w:cs="Times New Roman"/>
@@ -7305,15 +7368,22 @@
         <w:rPr>
           <w:rFonts w:ascii="Times New Roman" w:hAnsi="Times New Roman" w:eastAsia="Times New Roman" w:cs="Times New Roman"/>
         </w:rPr>
-        <w:t xml:space="preserve"> O</w:t>
-      </w:r>
-      <w:r>
-        <w:rPr>
-          <w:rFonts w:ascii="Times New Roman" w:hAnsi="Times New Roman" w:eastAsia="Times New Roman" w:cs="Times New Roman"/>
-          <w:vertAlign w:val="subscript"/>
-        </w:rPr>
-        <w:t>2</w:t>
-      </w:r>
+        <w:t xml:space="preserve"> </w:t>
+      </w:r>
+      <m:oMath>
+        <m:sSub>
+          <m:e>
+            <m:r>
+              <m:t>O</m:t>
+            </m:r>
+          </m:e>
+          <m:sub>
+            <m:r>
+              <m:t>2</m:t>
+            </m:r>
+          </m:sub>
+        </m:sSub>
+      </m:oMath>
       <w:r>
         <w:rPr>
           <w:rFonts w:ascii="Times New Roman" w:hAnsi="Times New Roman" w:eastAsia="Times New Roman" w:cs="Times New Roman"/>
@@ -9898,15 +9968,22 @@
         <w:rPr>
           <w:rFonts w:ascii="Times New Roman" w:hAnsi="Times New Roman" w:eastAsia="Times New Roman" w:cs="Times New Roman"/>
         </w:rPr>
-        <w:t xml:space="preserve"> O</w:t>
-      </w:r>
-      <w:r>
-        <w:rPr>
-          <w:rFonts w:ascii="Times New Roman" w:hAnsi="Times New Roman" w:eastAsia="Times New Roman" w:cs="Times New Roman"/>
-          <w:vertAlign w:val="subscript"/>
-        </w:rPr>
-        <w:t>2</w:t>
-      </w:r>
+        <w:t xml:space="preserve"> </w:t>
+      </w:r>
+      <m:oMath>
+        <m:sSub>
+          <m:e>
+            <m:r>
+              <m:t>O</m:t>
+            </m:r>
+          </m:e>
+          <m:sub>
+            <m:r>
+              <m:t>2</m:t>
+            </m:r>
+          </m:sub>
+        </m:sSub>
+      </m:oMath>
       <w:r>
         <w:rPr>
           <w:rFonts w:ascii="Times New Roman" w:hAnsi="Times New Roman" w:eastAsia="Times New Roman" w:cs="Times New Roman"/>
@@ -12593,24 +12670,25 @@
         </w:rPr>
         <w:t xml:space="preserve"> </w:t>
       </w:r>
-      <w:r>
-        <w:rPr>
-          <w:rFonts w:hint="eastAsia" w:ascii="Times New Roman" w:hAnsi="Times New Roman" w:eastAsia="Times New Roman" w:cs="Times New Roman"/>
-        </w:rPr>
-        <w:t>k</w:t>
-      </w:r>
-      <w:r>
-        <w:rPr>
-          <w:rFonts w:hint="eastAsia" w:ascii="Times New Roman" w:hAnsi="Times New Roman" w:eastAsia="Times New Roman" w:cs="Times New Roman"/>
-          <w:vertAlign w:val="subscript"/>
-        </w:rPr>
-        <w:t>2</w:t>
-      </w:r>
-      <w:r>
-        <w:rPr>
-          <w:rFonts w:hint="eastAsia" w:ascii="Times New Roman" w:hAnsi="Times New Roman" w:eastAsia="Times New Roman" w:cs="Times New Roman"/>
-        </w:rPr>
-        <w:t>）</w:t>
+      <m:oMath>
+        <m:sSub>
+          <m:e>
+            <m:r>
+              <m:t>k</m:t>
+            </m:r>
+          </m:e>
+          <m:sub>
+            <m:r>
+              <m:t>2</m:t>
+            </m:r>
+          </m:sub>
+        </m:sSub>
+      </m:oMath>
+      <w:r>
+        <w:rPr>
+          <w:rFonts w:hint="eastAsia" w:ascii="Times New Roman" w:hAnsi="Times New Roman" w:eastAsia="Times New Roman" w:cs="Times New Roman"/>
+        </w:rPr>
+        <w:t xml:space="preserve">）</w:t>
       </w:r>
     </w:p>
     <w:p>
@@ -19814,28 +19892,48 @@
         <w:rPr>
           <w:rFonts w:ascii="Times New Roman" w:hAnsi="Times New Roman" w:eastAsia="Times New Roman" w:cs="Times New Roman"/>
         </w:rPr>
-        <w:t xml:space="preserve"> k</w:t>
-      </w:r>
-      <w:r>
-        <w:rPr>
-          <w:rFonts w:ascii="Times New Roman" w:hAnsi="Times New Roman" w:eastAsia="Times New Roman" w:cs="Times New Roman"/>
-          <w:vertAlign w:val="subscript"/>
-        </w:rPr>
-        <w:t>1</w:t>
-      </w:r>
-      <w:r>
-        <w:rPr>
-          <w:rFonts w:ascii="Times New Roman" w:hAnsi="Times New Roman" w:eastAsia="Times New Roman" w:cs="Times New Roman"/>
-        </w:rPr>
-        <w:t>、k</w:t>
-      </w:r>
-      <w:r>
-        <w:rPr>
-          <w:rFonts w:ascii="Times New Roman" w:hAnsi="Times New Roman" w:eastAsia="Times New Roman" w:cs="Times New Roman"/>
-          <w:vertAlign w:val="subscript"/>
-        </w:rPr>
-        <w:t>-1</w:t>
-      </w:r>
+        <w:t xml:space="preserve"> </w:t>
+      </w:r>
+      <m:oMath>
+        <m:sSub>
+          <m:e>
+            <m:r>
+              <m:t>k</m:t>
+            </m:r>
+          </m:e>
+          <m:sub>
+            <m:r>
+              <m:t>1</m:t>
+            </m:r>
+          </m:sub>
+        </m:sSub>
+      </m:oMath>
+      <w:r>
+        <w:rPr>
+          <w:rFonts w:ascii="Times New Roman" w:hAnsi="Times New Roman" w:eastAsia="Times New Roman" w:cs="Times New Roman"/>
+        </w:rPr>
+        <w:t xml:space="preserve">、</w:t>
+      </w:r>
+      <m:oMath>
+        <m:sSub>
+          <m:e>
+            <m:r>
+              <m:t>k</m:t>
+            </m:r>
+          </m:e>
+          <m:sub>
+            <m:r>
+              <m:rPr>
+                <m:sty m:val="p"/>
+              </m:rPr>
+              <m:t>−</m:t>
+            </m:r>
+            <m:r>
+              <m:t>1</m:t>
+            </m:r>
+          </m:sub>
+        </m:sSub>
+      </m:oMath>
       <w:r>
         <w:rPr>
           <w:rFonts w:ascii="Times New Roman" w:hAnsi="Times New Roman" w:eastAsia="Times New Roman" w:cs="Times New Roman"/>
@@ -19978,15 +20076,22 @@
         <w:rPr>
           <w:rFonts w:ascii="Times New Roman" w:hAnsi="Times New Roman" w:eastAsia="Times New Roman" w:cs="Times New Roman"/>
         </w:rPr>
-        <w:t xml:space="preserve"> k</w:t>
-      </w:r>
-      <w:r>
-        <w:rPr>
-          <w:rFonts w:ascii="Times New Roman" w:hAnsi="Times New Roman" w:eastAsia="Times New Roman" w:cs="Times New Roman"/>
-          <w:vertAlign w:val="subscript"/>
-        </w:rPr>
-        <w:t>1</w:t>
-      </w:r>
+        <w:t xml:space="preserve"> </w:t>
+      </w:r>
+      <m:oMath>
+        <m:sSub>
+          <m:e>
+            <m:r>
+              <m:t>k</m:t>
+            </m:r>
+          </m:e>
+          <m:sub>
+            <m:r>
+              <m:t>1</m:t>
+            </m:r>
+          </m:sub>
+        </m:sSub>
+      </m:oMath>
       <w:r>
         <w:rPr>
           <w:rFonts w:ascii="Times New Roman" w:hAnsi="Times New Roman" w:eastAsia="Times New Roman" w:cs="Times New Roman"/>
@@ -20003,20 +20108,33 @@
         <w:rPr>
           <w:rFonts w:ascii="Times New Roman" w:hAnsi="Times New Roman" w:eastAsia="Times New Roman" w:cs="Times New Roman"/>
         </w:rPr>
-        <w:t xml:space="preserve"> k</w:t>
-      </w:r>
-      <w:r>
-        <w:rPr>
-          <w:rFonts w:ascii="Times New Roman" w:hAnsi="Times New Roman" w:eastAsia="Times New Roman" w:cs="Times New Roman"/>
-          <w:vertAlign w:val="subscript"/>
-        </w:rPr>
-        <w:t>-1</w:t>
-      </w:r>
-      <w:r>
-        <w:rPr>
-          <w:rFonts w:ascii="Times New Roman" w:hAnsi="Times New Roman" w:eastAsia="Times New Roman" w:cs="Times New Roman"/>
-        </w:rPr>
-        <w:t>。</w:t>
+        <w:t xml:space="preserve"> </w:t>
+      </w:r>
+      <m:oMath>
+        <m:sSub>
+          <m:e>
+            <m:r>
+              <m:t>k</m:t>
+            </m:r>
+          </m:e>
+          <m:sub>
+            <m:r>
+              <m:rPr>
+                <m:sty m:val="p"/>
+              </m:rPr>
+              <m:t>−</m:t>
+            </m:r>
+            <m:r>
+              <m:t>1</m:t>
+            </m:r>
+          </m:sub>
+        </m:sSub>
+      </m:oMath>
+      <w:r>
+        <w:rPr>
+          <w:rFonts w:ascii="Times New Roman" w:hAnsi="Times New Roman" w:eastAsia="Times New Roman" w:cs="Times New Roman"/>
+        </w:rPr>
+        <w:t xml:space="preserve">。</w:t>
       </w:r>
     </w:p>
     <w:p>
@@ -25626,18 +25744,25 @@
               <w:pStyle w:val="Compact"/>
               <w:jc w:val="center"/>
             </w:pPr>
+            <m:oMath>
+              <m:sSup>
+                <m:e>
+                  <m:r>
+                    <m:t>10</m:t>
+                  </m:r>
+                </m:e>
+                <m:sup>
+                  <m:r>
+                    <m:t>13</m:t>
+                  </m:r>
+                </m:sup>
+              </m:sSup>
+            </m:oMath>
             <w:r>
               <w:rPr>
                 <w:rFonts w:ascii="Times New Roman" w:hAnsi="Times New Roman" w:eastAsia="Times New Roman" w:cs="Times New Roman"/>
               </w:rPr>
-              <w:t>10</w:t>
-            </w:r>
-            <w:r>
-              <w:rPr>
-                <w:rFonts w:ascii="Times New Roman" w:hAnsi="Times New Roman" w:eastAsia="Times New Roman" w:cs="Times New Roman"/>
-                <w:vertAlign w:val="superscript"/>
-              </w:rPr>
-              <w:t>13</w:t>
+              <w:t xml:space="preserve">​</w:t>
             </w:r>
           </w:p>
         </w:tc>
@@ -25680,18 +25805,25 @@
               <w:pStyle w:val="Compact"/>
               <w:jc w:val="center"/>
             </w:pPr>
+            <m:oMath>
+              <m:sSup>
+                <m:e>
+                  <m:r>
+                    <m:t>10</m:t>
+                  </m:r>
+                </m:e>
+                <m:sup>
+                  <m:r>
+                    <m:t>13</m:t>
+                  </m:r>
+                </m:sup>
+              </m:sSup>
+            </m:oMath>
             <w:r>
               <w:rPr>
                 <w:rFonts w:ascii="Times New Roman" w:hAnsi="Times New Roman" w:eastAsia="Times New Roman" w:cs="Times New Roman"/>
               </w:rPr>
-              <w:t>10</w:t>
-            </w:r>
-            <w:r>
-              <w:rPr>
-                <w:rFonts w:ascii="Times New Roman" w:hAnsi="Times New Roman" w:eastAsia="Times New Roman" w:cs="Times New Roman"/>
-                <w:vertAlign w:val="superscript"/>
-              </w:rPr>
-              <w:t>13</w:t>
+              <w:t xml:space="preserve">​</w:t>
             </w:r>
           </w:p>
         </w:tc>
@@ -25901,19 +26033,20 @@
         </w:rPr>
         <w:t xml:space="preserve"> </w:t>
       </w:r>
-      <w:r>
-        <w:rPr>
-          <w:rFonts w:hint="eastAsia" w:ascii="Times New Roman" w:hAnsi="Times New Roman" w:eastAsia="Times New Roman" w:cs="Times New Roman"/>
-        </w:rPr>
-        <w:t>r</w:t>
-      </w:r>
-      <w:r>
-        <w:rPr>
-          <w:rFonts w:hint="eastAsia" w:ascii="Times New Roman" w:hAnsi="Times New Roman" w:eastAsia="Times New Roman" w:cs="Times New Roman"/>
-          <w:vertAlign w:val="subscript"/>
-        </w:rPr>
-        <w:t>0</w:t>
-      </w:r>
+      <m:oMath>
+        <m:sSub>
+          <m:e>
+            <m:r>
+              <m:t>r</m:t>
+            </m:r>
+          </m:e>
+          <m:sub>
+            <m:r>
+              <m:t>0</m:t>
+            </m:r>
+          </m:sub>
+        </m:sSub>
+      </m:oMath>
       <w:r>
         <w:rPr>
           <w:rFonts w:hint="eastAsia" w:ascii="Times New Roman" w:hAnsi="Times New Roman" w:eastAsia="Times New Roman" w:cs="Times New Roman"/>
@@ -25962,20 +26095,27 @@
         <w:rPr>
           <w:rFonts w:ascii="Times New Roman" w:hAnsi="Times New Roman" w:eastAsia="Times New Roman" w:cs="Times New Roman"/>
         </w:rPr>
-        <w:t xml:space="preserve"> r</w:t>
-      </w:r>
-      <w:r>
-        <w:rPr>
-          <w:rFonts w:ascii="Times New Roman" w:hAnsi="Times New Roman" w:eastAsia="Times New Roman" w:cs="Times New Roman"/>
-          <w:vertAlign w:val="subscript"/>
-        </w:rPr>
-        <w:t>1000</w:t>
-      </w:r>
-      <w:r>
-        <w:rPr>
-          <w:rFonts w:ascii="Times New Roman" w:hAnsi="Times New Roman" w:eastAsia="Times New Roman" w:cs="Times New Roman"/>
-        </w:rPr>
-        <w:t>。</w:t>
+        <w:t xml:space="preserve"> </w:t>
+      </w:r>
+      <m:oMath>
+        <m:sSub>
+          <m:e>
+            <m:r>
+              <m:t>r</m:t>
+            </m:r>
+          </m:e>
+          <m:sub>
+            <m:r>
+              <m:t>1000</m:t>
+            </m:r>
+          </m:sub>
+        </m:sSub>
+      </m:oMath>
+      <w:r>
+        <w:rPr>
+          <w:rFonts w:ascii="Times New Roman" w:hAnsi="Times New Roman" w:eastAsia="Times New Roman" w:cs="Times New Roman"/>
+        </w:rPr>
+        <w:t xml:space="preserve">。</w:t>
       </w:r>
       <m:oMath>
         <m:oMathPr>
@@ -29768,37 +29908,6 @@
         </w:rPr>
         <w:t xml:space="preserve"> </w:t>
       </w:r>
-      <w:r>
-        <w:rPr>
-          <w:rFonts w:hint="eastAsia" w:ascii="Times New Roman" w:hAnsi="Times New Roman" w:eastAsia="Times New Roman" w:cs="Times New Roman"/>
-        </w:rPr>
-        <w:t>C</w:t>
-      </w:r>
-      <w:r>
-        <w:rPr>
-          <w:rFonts w:hint="eastAsia" w:ascii="Times New Roman" w:hAnsi="Times New Roman" w:eastAsia="Times New Roman" w:cs="Times New Roman"/>
-          <w:vertAlign w:val="subscript"/>
-        </w:rPr>
-        <w:t>1</w:t>
-      </w:r>
-      <w:r>
-        <w:rPr>
-          <w:rFonts w:hint="eastAsia" w:ascii="Times New Roman" w:hAnsi="Times New Roman" w:eastAsia="Times New Roman" w:cs="Times New Roman"/>
-        </w:rPr>
-        <w:t>，</w:t>
-      </w:r>
-      <w:r>
-        <w:rPr>
-          <w:rFonts w:hint="eastAsia" w:ascii="Times New Roman" w:hAnsi="Times New Roman" w:eastAsia="FangSong" w:cs="Times New Roman"/>
-        </w:rPr>
-        <w:t>形成一个</w:t>
-      </w:r>
-      <w:r>
-        <w:rPr>
-          <w:rFonts w:ascii="Times New Roman" w:hAnsi="Times New Roman" w:eastAsia="Times New Roman" w:cs="Times New Roman"/>
-        </w:rPr>
-        <w:t xml:space="preserve"> </w:t>
-      </w:r>
       <m:oMath>
         <m:sSub>
           <m:e>
@@ -29808,15 +29917,6 @@
           </m:e>
           <m:sub>
             <m:r>
-              <m:t>k</m:t>
-            </m:r>
-            <m:r>
-              <m:rPr>
-                <m:sty m:val="p"/>
-              </m:rPr>
-              <m:t>+</m:t>
-            </m:r>
-            <m:r>
               <m:t>1</m:t>
             </m:r>
           </m:sub>
@@ -29824,30 +29924,6 @@
       </m:oMath>
       <w:r>
         <w:rPr>
-          <w:rFonts w:ascii="Times New Roman" w:hAnsi="Times New Roman" w:eastAsia="Times New Roman" w:cs="Times New Roman"/>
-        </w:rPr>
-        <w:t xml:space="preserve"> </w:t>
-      </w:r>
-      <w:r>
-        <w:rPr>
-          <w:rFonts w:hint="eastAsia" w:ascii="Times New Roman" w:hAnsi="Times New Roman" w:eastAsia="FangSong" w:cs="Times New Roman"/>
-        </w:rPr>
-        <w:t>分子</w:t>
-      </w:r>
-      <w:r>
-        <w:rPr>
-          <w:rFonts w:hint="eastAsia" w:ascii="Times New Roman" w:hAnsi="Times New Roman" w:eastAsia="Times New Roman" w:cs="Times New Roman"/>
-        </w:rPr>
-        <w:t>；</w:t>
-      </w:r>
-      <w:r>
-        <w:rPr>
-          <w:rFonts w:hint="eastAsia" w:ascii="Times New Roman" w:hAnsi="Times New Roman" w:eastAsia="FangSong" w:cs="Times New Roman"/>
-        </w:rPr>
-        <w:t>以及其逆反应</w:t>
-      </w:r>
-      <w:r>
-        <w:rPr>
           <w:rFonts w:hint="eastAsia" w:ascii="Times New Roman" w:hAnsi="Times New Roman" w:eastAsia="Times New Roman" w:cs="Times New Roman"/>
         </w:rPr>
         <w:t>，</w:t>
@@ -29856,7 +29932,7 @@
         <w:rPr>
           <w:rFonts w:hint="eastAsia" w:ascii="Times New Roman" w:hAnsi="Times New Roman" w:eastAsia="FangSong" w:cs="Times New Roman"/>
         </w:rPr>
-        <w:t>一个</w:t>
+        <w:t>形成一个</w:t>
       </w:r>
       <w:r>
         <w:rPr>
@@ -29897,21 +29973,93 @@
         <w:rPr>
           <w:rFonts w:hint="eastAsia" w:ascii="Times New Roman" w:hAnsi="Times New Roman" w:eastAsia="FangSong" w:cs="Times New Roman"/>
         </w:rPr>
+        <w:t>分子</w:t>
+      </w:r>
+      <w:r>
+        <w:rPr>
+          <w:rFonts w:hint="eastAsia" w:ascii="Times New Roman" w:hAnsi="Times New Roman" w:eastAsia="Times New Roman" w:cs="Times New Roman"/>
+        </w:rPr>
+        <w:t>；</w:t>
+      </w:r>
+      <w:r>
+        <w:rPr>
+          <w:rFonts w:hint="eastAsia" w:ascii="Times New Roman" w:hAnsi="Times New Roman" w:eastAsia="FangSong" w:cs="Times New Roman"/>
+        </w:rPr>
+        <w:t>以及其逆反应</w:t>
+      </w:r>
+      <w:r>
+        <w:rPr>
+          <w:rFonts w:hint="eastAsia" w:ascii="Times New Roman" w:hAnsi="Times New Roman" w:eastAsia="Times New Roman" w:cs="Times New Roman"/>
+        </w:rPr>
+        <w:t>，</w:t>
+      </w:r>
+      <w:r>
+        <w:rPr>
+          <w:rFonts w:hint="eastAsia" w:ascii="Times New Roman" w:hAnsi="Times New Roman" w:eastAsia="FangSong" w:cs="Times New Roman"/>
+        </w:rPr>
+        <w:t>一个</w:t>
+      </w:r>
+      <w:r>
+        <w:rPr>
+          <w:rFonts w:ascii="Times New Roman" w:hAnsi="Times New Roman" w:eastAsia="Times New Roman" w:cs="Times New Roman"/>
+        </w:rPr>
+        <w:t xml:space="preserve"> </w:t>
+      </w:r>
+      <m:oMath>
+        <m:sSub>
+          <m:e>
+            <m:r>
+              <m:t>C</m:t>
+            </m:r>
+          </m:e>
+          <m:sub>
+            <m:r>
+              <m:t>k</m:t>
+            </m:r>
+            <m:r>
+              <m:rPr>
+                <m:sty m:val="p"/>
+              </m:rPr>
+              <m:t>+</m:t>
+            </m:r>
+            <m:r>
+              <m:t>1</m:t>
+            </m:r>
+          </m:sub>
+        </m:sSub>
+      </m:oMath>
+      <w:r>
+        <w:rPr>
+          <w:rFonts w:ascii="Times New Roman" w:hAnsi="Times New Roman" w:eastAsia="Times New Roman" w:cs="Times New Roman"/>
+        </w:rPr>
+        <w:t xml:space="preserve"> </w:t>
+      </w:r>
+      <w:r>
+        <w:rPr>
+          <w:rFonts w:hint="eastAsia" w:ascii="Times New Roman" w:hAnsi="Times New Roman" w:eastAsia="FangSong" w:cs="Times New Roman"/>
+        </w:rPr>
         <w:t xml:space="preserve">分子分解成一个单体</w:t>
       </w:r>
       <w:r>
         <w:rPr>
           <w:rFonts w:ascii="Times New Roman" w:hAnsi="Times New Roman" w:eastAsia="Times New Roman" w:cs="Times New Roman"/>
         </w:rPr>
-        <w:t xml:space="preserve"> C</w:t>
-      </w:r>
-      <w:r>
-        <w:rPr>
-          <w:rFonts w:ascii="Times New Roman" w:hAnsi="Times New Roman" w:eastAsia="Times New Roman" w:cs="Times New Roman"/>
-          <w:vertAlign w:val="subscript"/>
-        </w:rPr>
-        <w:t>1</w:t>
-      </w:r>
+        <w:t xml:space="preserve"> </w:t>
+      </w:r>
+      <m:oMath>
+        <m:sSub>
+          <m:e>
+            <m:r>
+              <m:t>C</m:t>
+            </m:r>
+          </m:e>
+          <m:sub>
+            <m:r>
+              <m:t>1</m:t>
+            </m:r>
+          </m:sub>
+        </m:sSub>
+      </m:oMath>
       <w:r>
         <w:rPr>
           <w:rFonts w:ascii="Times New Roman" w:hAnsi="Times New Roman" w:eastAsia="Times New Roman" w:cs="Times New Roman"/>
@@ -33627,15 +33775,22 @@
         <w:rPr>
           <w:rFonts w:ascii="Times New Roman" w:hAnsi="Times New Roman" w:eastAsia="Times New Roman" w:cs="Times New Roman"/>
         </w:rPr>
-        <w:t xml:space="preserve"> c</w:t>
-      </w:r>
-      <w:r>
-        <w:rPr>
-          <w:rFonts w:ascii="Times New Roman" w:hAnsi="Times New Roman" w:eastAsia="Times New Roman" w:cs="Times New Roman"/>
-          <w:vertAlign w:val="subscript"/>
-        </w:rPr>
-        <w:t>0</w:t>
-      </w:r>
+        <w:t xml:space="preserve"> </w:t>
+      </w:r>
+      <m:oMath>
+        <m:sSub>
+          <m:e>
+            <m:r>
+              <m:t>c</m:t>
+            </m:r>
+          </m:e>
+          <m:sub>
+            <m:r>
+              <m:t>0</m:t>
+            </m:r>
+          </m:sub>
+        </m:sSub>
+      </m:oMath>
       <w:r>
         <w:rPr>
           <w:rFonts w:ascii="Times New Roman" w:hAnsi="Times New Roman" w:eastAsia="Times New Roman" w:cs="Times New Roman"/>
@@ -35793,15 +35948,22 @@
         <w:rPr>
           <w:rFonts w:hint="eastAsia" w:ascii="Times New Roman" w:hAnsi="Times New Roman" w:eastAsia="Times New Roman" w:cs="Times New Roman"/>
         </w:rPr>
-        <w:t>，K</w:t>
-      </w:r>
-      <w:r>
-        <w:rPr>
-          <w:rFonts w:hint="eastAsia" w:ascii="Times New Roman" w:hAnsi="Times New Roman" w:eastAsia="Times New Roman" w:cs="Times New Roman"/>
-          <w:vertAlign w:val="subscript"/>
-        </w:rPr>
-        <w:t>2</w:t>
-      </w:r>
+        <w:t>，</w:t>
+      </w:r>
+      <m:oMath>
+        <m:sSub>
+          <m:e>
+            <m:r>
+              <m:t>K</m:t>
+            </m:r>
+          </m:e>
+          <m:sub>
+            <m:r>
+              <m:t>2</m:t>
+            </m:r>
+          </m:sub>
+        </m:sSub>
+      </m:oMath>
       <w:r>
         <w:rPr>
           <w:rFonts w:ascii="Times New Roman" w:hAnsi="Times New Roman" w:eastAsia="Times New Roman" w:cs="Times New Roman"/>
@@ -41049,7 +41211,7 @@
     <ns0:name ns0:val="Verbatim Char"/>
     <ns0:basedOn ns0:val="BodyTextChar"/>
     <ns0:rPr>
-      <ns0:rFonts ns0:ascii="Times New Roman" ns0:cs="Times New Roman" ns0:eastAsia="FangSong" ns0:hAnsi="Times New Roman"/>
+      <ns0:rFonts ns0:ascii="SimSun" ns0:cs="SimSun" ns0:eastAsia="SimSun" ns0:hAnsi="SimSun"/>
       <ns0:b ns0:val="0"/>
       <ns0:sz ns0:val="20"/>
     </ns0:rPr>
@@ -41103,7 +41265,7 @@
       <w:wordWrap w:val="off"/>
     </w:pPr>
     <ns0:rPr>
-      <w:rFonts ns0:ascii="Times New Roman" ns0:hAnsi="Times New Roman" ns0:eastAsia="FangSong" ns0:cs="Times New Roman"/>
+      <w:rFonts ns0:ascii="SimSun" ns0:hAnsi="SimSun" ns0:eastAsia="SimSun" ns0:cs="SimSun"/>
     </ns0:rPr>
   </w:style>
   <w:style w:type="character" w:customStyle="1" w:styleId="KeywordTok">

--- a/00-首页/题组Word/第一轮习题集/化学原理/化学动力学习题集-学生版.docx
+++ b/00-首页/题组Word/第一轮习题集/化学原理/化学动力学习题集-学生版.docx
@@ -1650,6 +1650,21 @@
     </w:p>
     <w:p>
       <w:pPr>
+        <w:spacing w:before="0" w:after="0"/>
+      </w:pPr>
+    </w:p>
+    <w:p>
+      <w:pPr>
+        <w:spacing w:before="0" w:after="0"/>
+      </w:pPr>
+    </w:p>
+    <w:p>
+      <w:pPr>
+        <w:spacing w:before="0" w:after="0"/>
+      </w:pPr>
+    </w:p>
+    <w:p>
+      <w:pPr>
         <w:spacing w:before="160" w:after="80"/>
       </w:pPr>
       <w:r>
@@ -2019,6 +2034,21 @@
     </w:p>
     <w:p>
       <w:pPr>
+        <w:spacing w:before="0" w:after="0"/>
+      </w:pPr>
+    </w:p>
+    <w:p>
+      <w:pPr>
+        <w:spacing w:before="0" w:after="0"/>
+      </w:pPr>
+    </w:p>
+    <w:p>
+      <w:pPr>
+        <w:spacing w:before="0" w:after="0"/>
+      </w:pPr>
+    </w:p>
+    <w:p>
+      <w:pPr>
         <w:spacing w:before="160" w:after="80"/>
       </w:pPr>
       <w:r>
@@ -2389,6 +2419,21 @@
         </w:rPr>
         <w:t xml:space="preserve">。</w:t>
       </w:r>
+    </w:p>
+    <w:p>
+      <w:pPr>
+        <w:spacing w:before="0" w:after="0"/>
+      </w:pPr>
+    </w:p>
+    <w:p>
+      <w:pPr>
+        <w:spacing w:before="0" w:after="0"/>
+      </w:pPr>
+    </w:p>
+    <w:p>
+      <w:pPr>
+        <w:spacing w:before="0" w:after="0"/>
+      </w:pPr>
     </w:p>
     <w:p>
       <w:pPr>
@@ -2832,6 +2877,21 @@
     </w:p>
     <w:p>
       <w:pPr>
+        <w:spacing w:before="0" w:after="0"/>
+      </w:pPr>
+    </w:p>
+    <w:p>
+      <w:pPr>
+        <w:spacing w:before="0" w:after="0"/>
+      </w:pPr>
+    </w:p>
+    <w:p>
+      <w:pPr>
+        <w:spacing w:before="0" w:after="0"/>
+      </w:pPr>
+    </w:p>
+    <w:p>
+      <w:pPr>
         <w:spacing w:before="160" w:after="80"/>
       </w:pPr>
       <w:r>
@@ -3158,6 +3218,21 @@
     </w:p>
     <w:p>
       <w:pPr>
+        <w:spacing w:before="0" w:after="0"/>
+      </w:pPr>
+    </w:p>
+    <w:p>
+      <w:pPr>
+        <w:spacing w:before="0" w:after="0"/>
+      </w:pPr>
+    </w:p>
+    <w:p>
+      <w:pPr>
+        <w:spacing w:before="0" w:after="0"/>
+      </w:pPr>
+    </w:p>
+    <w:p>
+      <w:pPr>
         <w:spacing w:before="160" w:after="80"/>
       </w:pPr>
       <w:r>
@@ -3825,6 +3900,21 @@
     </w:p>
     <w:p>
       <w:pPr>
+        <w:spacing w:before="0" w:after="0"/>
+      </w:pPr>
+    </w:p>
+    <w:p>
+      <w:pPr>
+        <w:spacing w:before="0" w:after="0"/>
+      </w:pPr>
+    </w:p>
+    <w:p>
+      <w:pPr>
+        <w:spacing w:before="0" w:after="0"/>
+      </w:pPr>
+    </w:p>
+    <w:p>
+      <w:pPr>
         <w:spacing w:before="160" w:after="80"/>
       </w:pPr>
       <w:r>
@@ -4192,6 +4282,21 @@
         </w:rPr>
         <w:t>。</w:t>
       </w:r>
+    </w:p>
+    <w:p>
+      <w:pPr>
+        <w:spacing w:before="0" w:after="0"/>
+      </w:pPr>
+    </w:p>
+    <w:p>
+      <w:pPr>
+        <w:spacing w:before="0" w:after="0"/>
+      </w:pPr>
+    </w:p>
+    <w:p>
+      <w:pPr>
+        <w:spacing w:before="0" w:after="0"/>
+      </w:pPr>
     </w:p>
     <w:p>
       <w:pPr>
@@ -4696,6 +4801,31 @@
         </w:rPr>
         <w:t>？</w:t>
       </w:r>
+    </w:p>
+    <w:p>
+      <w:pPr>
+        <w:spacing w:before="0" w:after="0"/>
+      </w:pPr>
+    </w:p>
+    <w:p>
+      <w:pPr>
+        <w:spacing w:before="0" w:after="0"/>
+      </w:pPr>
+    </w:p>
+    <w:p>
+      <w:pPr>
+        <w:spacing w:before="0" w:after="0"/>
+      </w:pPr>
+    </w:p>
+    <w:p>
+      <w:pPr>
+        <w:spacing w:before="0" w:after="0"/>
+      </w:pPr>
+    </w:p>
+    <w:p>
+      <w:pPr>
+        <w:spacing w:before="0" w:after="0"/>
+      </w:pPr>
     </w:p>
     <w:p>
       <w:pPr>
@@ -5336,6 +5466,21 @@
     </w:p>
     <w:p>
       <w:pPr>
+        <w:spacing w:before="0" w:after="0"/>
+      </w:pPr>
+    </w:p>
+    <w:p>
+      <w:pPr>
+        <w:spacing w:before="0" w:after="0"/>
+      </w:pPr>
+    </w:p>
+    <w:p>
+      <w:pPr>
+        <w:spacing w:before="0" w:after="0"/>
+      </w:pPr>
+    </w:p>
+    <w:p>
+      <w:pPr>
         <w:spacing w:before="160" w:after="80"/>
       </w:pPr>
       <w:r>
@@ -5953,6 +6098,21 @@
         </w:rPr>
         <w:t>？</w:t>
       </w:r>
+    </w:p>
+    <w:p>
+      <w:pPr>
+        <w:spacing w:before="0" w:after="0"/>
+      </w:pPr>
+    </w:p>
+    <w:p>
+      <w:pPr>
+        <w:spacing w:before="0" w:after="0"/>
+      </w:pPr>
+    </w:p>
+    <w:p>
+      <w:pPr>
+        <w:spacing w:before="0" w:after="0"/>
+      </w:pPr>
     </w:p>
     <w:p>
       <w:pPr>
@@ -6533,6 +6693,31 @@
     </w:p>
     <w:p>
       <w:pPr>
+        <w:spacing w:before="0" w:after="0"/>
+      </w:pPr>
+    </w:p>
+    <w:p>
+      <w:pPr>
+        <w:spacing w:before="0" w:after="0"/>
+      </w:pPr>
+    </w:p>
+    <w:p>
+      <w:pPr>
+        <w:spacing w:before="0" w:after="0"/>
+      </w:pPr>
+    </w:p>
+    <w:p>
+      <w:pPr>
+        <w:spacing w:before="0" w:after="0"/>
+      </w:pPr>
+    </w:p>
+    <w:p>
+      <w:pPr>
+        <w:spacing w:before="0" w:after="0"/>
+      </w:pPr>
+    </w:p>
+    <w:p>
+      <w:pPr>
         <w:spacing w:before="160" w:after="80"/>
       </w:pPr>
       <w:r>
@@ -7141,6 +7326,46 @@
     </w:p>
     <w:p>
       <w:pPr>
+        <w:spacing w:before="0" w:after="0"/>
+      </w:pPr>
+    </w:p>
+    <w:p>
+      <w:pPr>
+        <w:spacing w:before="0" w:after="0"/>
+      </w:pPr>
+    </w:p>
+    <w:p>
+      <w:pPr>
+        <w:spacing w:before="0" w:after="0"/>
+      </w:pPr>
+    </w:p>
+    <w:p>
+      <w:pPr>
+        <w:spacing w:before="0" w:after="0"/>
+      </w:pPr>
+    </w:p>
+    <w:p>
+      <w:pPr>
+        <w:spacing w:before="0" w:after="0"/>
+      </w:pPr>
+    </w:p>
+    <w:p>
+      <w:pPr>
+        <w:spacing w:before="0" w:after="0"/>
+      </w:pPr>
+    </w:p>
+    <w:p>
+      <w:pPr>
+        <w:spacing w:before="0" w:after="0"/>
+      </w:pPr>
+    </w:p>
+    <w:p>
+      <w:pPr>
+        <w:spacing w:before="0" w:after="0"/>
+      </w:pPr>
+    </w:p>
+    <w:p>
+      <w:pPr>
         <w:spacing w:before="160" w:after="80"/>
       </w:pPr>
       <w:r>
@@ -10319,6 +10544,46 @@
         </w:rPr>
         <w:t>85kPa。</w:t>
       </w:r>
+    </w:p>
+    <w:p>
+      <w:pPr>
+        <w:spacing w:before="0" w:after="0"/>
+      </w:pPr>
+    </w:p>
+    <w:p>
+      <w:pPr>
+        <w:spacing w:before="0" w:after="0"/>
+      </w:pPr>
+    </w:p>
+    <w:p>
+      <w:pPr>
+        <w:spacing w:before="0" w:after="0"/>
+      </w:pPr>
+    </w:p>
+    <w:p>
+      <w:pPr>
+        <w:spacing w:before="0" w:after="0"/>
+      </w:pPr>
+    </w:p>
+    <w:p>
+      <w:pPr>
+        <w:spacing w:before="0" w:after="0"/>
+      </w:pPr>
+    </w:p>
+    <w:p>
+      <w:pPr>
+        <w:spacing w:before="0" w:after="0"/>
+      </w:pPr>
+    </w:p>
+    <w:p>
+      <w:pPr>
+        <w:spacing w:before="0" w:after="0"/>
+      </w:pPr>
+    </w:p>
+    <w:p>
+      <w:pPr>
+        <w:spacing w:before="0" w:after="0"/>
+      </w:pPr>
     </w:p>
     <w:p>
       <w:pPr>
@@ -10979,6 +11244,31 @@
     </w:p>
     <w:p>
       <w:pPr>
+        <w:spacing w:before="0" w:after="0"/>
+      </w:pPr>
+    </w:p>
+    <w:p>
+      <w:pPr>
+        <w:spacing w:before="0" w:after="0"/>
+      </w:pPr>
+    </w:p>
+    <w:p>
+      <w:pPr>
+        <w:spacing w:before="0" w:after="0"/>
+      </w:pPr>
+    </w:p>
+    <w:p>
+      <w:pPr>
+        <w:spacing w:before="0" w:after="0"/>
+      </w:pPr>
+    </w:p>
+    <w:p>
+      <w:pPr>
+        <w:spacing w:before="0" w:after="0"/>
+      </w:pPr>
+    </w:p>
+    <w:p>
+      <w:pPr>
         <w:spacing w:before="160" w:after="80"/>
       </w:pPr>
       <w:r>
@@ -11738,6 +12028,31 @@
         </w:rPr>
         <w:t>？</w:t>
       </w:r>
+    </w:p>
+    <w:p>
+      <w:pPr>
+        <w:spacing w:before="0" w:after="0"/>
+      </w:pPr>
+    </w:p>
+    <w:p>
+      <w:pPr>
+        <w:spacing w:before="0" w:after="0"/>
+      </w:pPr>
+    </w:p>
+    <w:p>
+      <w:pPr>
+        <w:spacing w:before="0" w:after="0"/>
+      </w:pPr>
+    </w:p>
+    <w:p>
+      <w:pPr>
+        <w:spacing w:before="0" w:after="0"/>
+      </w:pPr>
+    </w:p>
+    <w:p>
+      <w:pPr>
+        <w:spacing w:before="0" w:after="0"/>
+      </w:pPr>
     </w:p>
     <w:p>
       <w:pPr>
@@ -12164,6 +12479,31 @@
     </w:p>
     <w:p>
       <w:pPr>
+        <w:spacing w:before="0" w:after="0"/>
+      </w:pPr>
+    </w:p>
+    <w:p>
+      <w:pPr>
+        <w:spacing w:before="0" w:after="0"/>
+      </w:pPr>
+    </w:p>
+    <w:p>
+      <w:pPr>
+        <w:spacing w:before="0" w:after="0"/>
+      </w:pPr>
+    </w:p>
+    <w:p>
+      <w:pPr>
+        <w:spacing w:before="0" w:after="0"/>
+      </w:pPr>
+    </w:p>
+    <w:p>
+      <w:pPr>
+        <w:spacing w:before="0" w:after="0"/>
+      </w:pPr>
+    </w:p>
+    <w:p>
+      <w:pPr>
         <w:spacing w:before="160" w:after="80"/>
       </w:pPr>
       <w:r>
@@ -12840,6 +13180,31 @@
     </w:p>
     <w:p>
       <w:pPr>
+        <w:spacing w:before="0" w:after="0"/>
+      </w:pPr>
+    </w:p>
+    <w:p>
+      <w:pPr>
+        <w:spacing w:before="0" w:after="0"/>
+      </w:pPr>
+    </w:p>
+    <w:p>
+      <w:pPr>
+        <w:spacing w:before="0" w:after="0"/>
+      </w:pPr>
+    </w:p>
+    <w:p>
+      <w:pPr>
+        <w:spacing w:before="0" w:after="0"/>
+      </w:pPr>
+    </w:p>
+    <w:p>
+      <w:pPr>
+        <w:spacing w:before="0" w:after="0"/>
+      </w:pPr>
+    </w:p>
+    <w:p>
+      <w:pPr>
         <w:spacing w:before="160" w:after="80"/>
       </w:pPr>
       <w:r>
@@ -13281,6 +13646,31 @@
         </w:rPr>
         <w:t xml:space="preserve">。</w:t>
       </w:r>
+    </w:p>
+    <w:p>
+      <w:pPr>
+        <w:spacing w:before="0" w:after="0"/>
+      </w:pPr>
+    </w:p>
+    <w:p>
+      <w:pPr>
+        <w:spacing w:before="0" w:after="0"/>
+      </w:pPr>
+    </w:p>
+    <w:p>
+      <w:pPr>
+        <w:spacing w:before="0" w:after="0"/>
+      </w:pPr>
+    </w:p>
+    <w:p>
+      <w:pPr>
+        <w:spacing w:before="0" w:after="0"/>
+      </w:pPr>
+    </w:p>
+    <w:p>
+      <w:pPr>
+        <w:spacing w:before="0" w:after="0"/>
+      </w:pPr>
     </w:p>
     <w:p>
       <w:pPr>
@@ -13899,6 +14289,21 @@
     </w:p>
     <w:p>
       <w:pPr>
+        <w:spacing w:before="0" w:after="0"/>
+      </w:pPr>
+    </w:p>
+    <w:p>
+      <w:pPr>
+        <w:spacing w:before="0" w:after="0"/>
+      </w:pPr>
+    </w:p>
+    <w:p>
+      <w:pPr>
+        <w:spacing w:before="0" w:after="0"/>
+      </w:pPr>
+    </w:p>
+    <w:p>
+      <w:pPr>
         <w:spacing w:before="160" w:after="80"/>
       </w:pPr>
       <w:r>
@@ -14455,6 +14860,31 @@
         </w:rPr>
         <w:t>？</w:t>
       </w:r>
+    </w:p>
+    <w:p>
+      <w:pPr>
+        <w:spacing w:before="0" w:after="0"/>
+      </w:pPr>
+    </w:p>
+    <w:p>
+      <w:pPr>
+        <w:spacing w:before="0" w:after="0"/>
+      </w:pPr>
+    </w:p>
+    <w:p>
+      <w:pPr>
+        <w:spacing w:before="0" w:after="0"/>
+      </w:pPr>
+    </w:p>
+    <w:p>
+      <w:pPr>
+        <w:spacing w:before="0" w:after="0"/>
+      </w:pPr>
+    </w:p>
+    <w:p>
+      <w:pPr>
+        <w:spacing w:before="0" w:after="0"/>
+      </w:pPr>
     </w:p>
     <w:p>
       <w:pPr>
@@ -14955,6 +15385,31 @@
     </w:p>
     <w:p>
       <w:pPr>
+        <w:spacing w:before="0" w:after="0"/>
+      </w:pPr>
+    </w:p>
+    <w:p>
+      <w:pPr>
+        <w:spacing w:before="0" w:after="0"/>
+      </w:pPr>
+    </w:p>
+    <w:p>
+      <w:pPr>
+        <w:spacing w:before="0" w:after="0"/>
+      </w:pPr>
+    </w:p>
+    <w:p>
+      <w:pPr>
+        <w:spacing w:before="0" w:after="0"/>
+      </w:pPr>
+    </w:p>
+    <w:p>
+      <w:pPr>
+        <w:spacing w:before="0" w:after="0"/>
+      </w:pPr>
+    </w:p>
+    <w:p>
+      <w:pPr>
         <w:spacing w:before="160" w:after="80"/>
       </w:pPr>
       <w:r>
@@ -15289,6 +15744,31 @@
         </w:rPr>
         <w:t>）</w:t>
       </w:r>
+    </w:p>
+    <w:p>
+      <w:pPr>
+        <w:spacing w:before="0" w:after="0"/>
+      </w:pPr>
+    </w:p>
+    <w:p>
+      <w:pPr>
+        <w:spacing w:before="0" w:after="0"/>
+      </w:pPr>
+    </w:p>
+    <w:p>
+      <w:pPr>
+        <w:spacing w:before="0" w:after="0"/>
+      </w:pPr>
+    </w:p>
+    <w:p>
+      <w:pPr>
+        <w:spacing w:before="0" w:after="0"/>
+      </w:pPr>
+    </w:p>
+    <w:p>
+      <w:pPr>
+        <w:spacing w:before="0" w:after="0"/>
+      </w:pPr>
     </w:p>
     <w:p>
       <w:pPr>
@@ -15823,6 +16303,31 @@
     </w:p>
     <w:p>
       <w:pPr>
+        <w:spacing w:before="0" w:after="0"/>
+      </w:pPr>
+    </w:p>
+    <w:p>
+      <w:pPr>
+        <w:spacing w:before="0" w:after="0"/>
+      </w:pPr>
+    </w:p>
+    <w:p>
+      <w:pPr>
+        <w:spacing w:before="0" w:after="0"/>
+      </w:pPr>
+    </w:p>
+    <w:p>
+      <w:pPr>
+        <w:spacing w:before="0" w:after="0"/>
+      </w:pPr>
+    </w:p>
+    <w:p>
+      <w:pPr>
+        <w:spacing w:before="0" w:after="0"/>
+      </w:pPr>
+    </w:p>
+    <w:p>
+      <w:pPr>
         <w:spacing w:before="160" w:after="80"/>
       </w:pPr>
       <w:r>
@@ -16320,6 +16825,31 @@
     </w:p>
     <w:p>
       <w:pPr>
+        <w:spacing w:before="0" w:after="0"/>
+      </w:pPr>
+    </w:p>
+    <w:p>
+      <w:pPr>
+        <w:spacing w:before="0" w:after="0"/>
+      </w:pPr>
+    </w:p>
+    <w:p>
+      <w:pPr>
+        <w:spacing w:before="0" w:after="0"/>
+      </w:pPr>
+    </w:p>
+    <w:p>
+      <w:pPr>
+        <w:spacing w:before="0" w:after="0"/>
+      </w:pPr>
+    </w:p>
+    <w:p>
+      <w:pPr>
+        <w:spacing w:before="0" w:after="0"/>
+      </w:pPr>
+    </w:p>
+    <w:p>
+      <w:pPr>
         <w:spacing w:before="160" w:after="80"/>
       </w:pPr>
       <w:r>
@@ -16583,6 +17113,31 @@
         </w:rPr>
         <w:t>。</w:t>
       </w:r>
+    </w:p>
+    <w:p>
+      <w:pPr>
+        <w:spacing w:before="0" w:after="0"/>
+      </w:pPr>
+    </w:p>
+    <w:p>
+      <w:pPr>
+        <w:spacing w:before="0" w:after="0"/>
+      </w:pPr>
+    </w:p>
+    <w:p>
+      <w:pPr>
+        <w:spacing w:before="0" w:after="0"/>
+      </w:pPr>
+    </w:p>
+    <w:p>
+      <w:pPr>
+        <w:spacing w:before="0" w:after="0"/>
+      </w:pPr>
+    </w:p>
+    <w:p>
+      <w:pPr>
+        <w:spacing w:before="0" w:after="0"/>
+      </w:pPr>
     </w:p>
     <w:p>
       <w:pPr>
@@ -18211,6 +18766,31 @@
     </w:p>
     <w:p>
       <w:pPr>
+        <w:spacing w:before="0" w:after="0"/>
+      </w:pPr>
+    </w:p>
+    <w:p>
+      <w:pPr>
+        <w:spacing w:before="0" w:after="0"/>
+      </w:pPr>
+    </w:p>
+    <w:p>
+      <w:pPr>
+        <w:spacing w:before="0" w:after="0"/>
+      </w:pPr>
+    </w:p>
+    <w:p>
+      <w:pPr>
+        <w:spacing w:before="0" w:after="0"/>
+      </w:pPr>
+    </w:p>
+    <w:p>
+      <w:pPr>
+        <w:spacing w:before="0" w:after="0"/>
+      </w:pPr>
+    </w:p>
+    <w:p>
+      <w:pPr>
         <w:spacing w:before="160" w:after="80"/>
       </w:pPr>
       <w:r>
@@ -20139,6 +20719,46 @@
     </w:p>
     <w:p>
       <w:pPr>
+        <w:spacing w:before="0" w:after="0"/>
+      </w:pPr>
+    </w:p>
+    <w:p>
+      <w:pPr>
+        <w:spacing w:before="0" w:after="0"/>
+      </w:pPr>
+    </w:p>
+    <w:p>
+      <w:pPr>
+        <w:spacing w:before="0" w:after="0"/>
+      </w:pPr>
+    </w:p>
+    <w:p>
+      <w:pPr>
+        <w:spacing w:before="0" w:after="0"/>
+      </w:pPr>
+    </w:p>
+    <w:p>
+      <w:pPr>
+        <w:spacing w:before="0" w:after="0"/>
+      </w:pPr>
+    </w:p>
+    <w:p>
+      <w:pPr>
+        <w:spacing w:before="0" w:after="0"/>
+      </w:pPr>
+    </w:p>
+    <w:p>
+      <w:pPr>
+        <w:spacing w:before="0" w:after="0"/>
+      </w:pPr>
+    </w:p>
+    <w:p>
+      <w:pPr>
+        <w:spacing w:before="0" w:after="0"/>
+      </w:pPr>
+    </w:p>
+    <w:p>
+      <w:pPr>
         <w:spacing w:before="160" w:after="80"/>
       </w:pPr>
       <w:r>
@@ -20477,6 +21097,31 @@
         </w:rPr>
         <w:t>。</w:t>
       </w:r>
+    </w:p>
+    <w:p>
+      <w:pPr>
+        <w:spacing w:before="0" w:after="0"/>
+      </w:pPr>
+    </w:p>
+    <w:p>
+      <w:pPr>
+        <w:spacing w:before="0" w:after="0"/>
+      </w:pPr>
+    </w:p>
+    <w:p>
+      <w:pPr>
+        <w:spacing w:before="0" w:after="0"/>
+      </w:pPr>
+    </w:p>
+    <w:p>
+      <w:pPr>
+        <w:spacing w:before="0" w:after="0"/>
+      </w:pPr>
+    </w:p>
+    <w:p>
+      <w:pPr>
+        <w:spacing w:before="0" w:after="0"/>
+      </w:pPr>
     </w:p>
     <w:p>
       <w:pPr>
@@ -21868,6 +22513,46 @@
     </w:p>
     <w:p>
       <w:pPr>
+        <w:spacing w:before="0" w:after="0"/>
+      </w:pPr>
+    </w:p>
+    <w:p>
+      <w:pPr>
+        <w:spacing w:before="0" w:after="0"/>
+      </w:pPr>
+    </w:p>
+    <w:p>
+      <w:pPr>
+        <w:spacing w:before="0" w:after="0"/>
+      </w:pPr>
+    </w:p>
+    <w:p>
+      <w:pPr>
+        <w:spacing w:before="0" w:after="0"/>
+      </w:pPr>
+    </w:p>
+    <w:p>
+      <w:pPr>
+        <w:spacing w:before="0" w:after="0"/>
+      </w:pPr>
+    </w:p>
+    <w:p>
+      <w:pPr>
+        <w:spacing w:before="0" w:after="0"/>
+      </w:pPr>
+    </w:p>
+    <w:p>
+      <w:pPr>
+        <w:spacing w:before="0" w:after="0"/>
+      </w:pPr>
+    </w:p>
+    <w:p>
+      <w:pPr>
+        <w:spacing w:before="0" w:after="0"/>
+      </w:pPr>
+    </w:p>
+    <w:p>
+      <w:pPr>
         <w:spacing w:before="160" w:after="80"/>
       </w:pPr>
       <w:r>
@@ -22598,6 +23283,31 @@
     </w:p>
     <w:p>
       <w:pPr>
+        <w:spacing w:before="0" w:after="0"/>
+      </w:pPr>
+    </w:p>
+    <w:p>
+      <w:pPr>
+        <w:spacing w:before="0" w:after="0"/>
+      </w:pPr>
+    </w:p>
+    <w:p>
+      <w:pPr>
+        <w:spacing w:before="0" w:after="0"/>
+      </w:pPr>
+    </w:p>
+    <w:p>
+      <w:pPr>
+        <w:spacing w:before="0" w:after="0"/>
+      </w:pPr>
+    </w:p>
+    <w:p>
+      <w:pPr>
+        <w:spacing w:before="0" w:after="0"/>
+      </w:pPr>
+    </w:p>
+    <w:p>
+      <w:pPr>
         <w:spacing w:before="160" w:after="80"/>
       </w:pPr>
       <w:r>
@@ -22899,6 +23609,31 @@
         </w:rPr>
         <w:t>。</w:t>
       </w:r>
+    </w:p>
+    <w:p>
+      <w:pPr>
+        <w:spacing w:before="0" w:after="0"/>
+      </w:pPr>
+    </w:p>
+    <w:p>
+      <w:pPr>
+        <w:spacing w:before="0" w:after="0"/>
+      </w:pPr>
+    </w:p>
+    <w:p>
+      <w:pPr>
+        <w:spacing w:before="0" w:after="0"/>
+      </w:pPr>
+    </w:p>
+    <w:p>
+      <w:pPr>
+        <w:spacing w:before="0" w:after="0"/>
+      </w:pPr>
+    </w:p>
+    <w:p>
+      <w:pPr>
+        <w:spacing w:before="0" w:after="0"/>
+      </w:pPr>
     </w:p>
     <w:p>
       <w:pPr>
@@ -23464,6 +24199,31 @@
         </w:rPr>
         <w:t>。</w:t>
       </w:r>
+    </w:p>
+    <w:p>
+      <w:pPr>
+        <w:spacing w:before="0" w:after="0"/>
+      </w:pPr>
+    </w:p>
+    <w:p>
+      <w:pPr>
+        <w:spacing w:before="0" w:after="0"/>
+      </w:pPr>
+    </w:p>
+    <w:p>
+      <w:pPr>
+        <w:spacing w:before="0" w:after="0"/>
+      </w:pPr>
+    </w:p>
+    <w:p>
+      <w:pPr>
+        <w:spacing w:before="0" w:after="0"/>
+      </w:pPr>
+    </w:p>
+    <w:p>
+      <w:pPr>
+        <w:spacing w:before="0" w:after="0"/>
+      </w:pPr>
     </w:p>
     <w:p>
       <w:pPr>
@@ -23879,6 +24639,31 @@
     </w:p>
     <w:p>
       <w:pPr>
+        <w:spacing w:before="0" w:after="0"/>
+      </w:pPr>
+    </w:p>
+    <w:p>
+      <w:pPr>
+        <w:spacing w:before="0" w:after="0"/>
+      </w:pPr>
+    </w:p>
+    <w:p>
+      <w:pPr>
+        <w:spacing w:before="0" w:after="0"/>
+      </w:pPr>
+    </w:p>
+    <w:p>
+      <w:pPr>
+        <w:spacing w:before="0" w:after="0"/>
+      </w:pPr>
+    </w:p>
+    <w:p>
+      <w:pPr>
+        <w:spacing w:before="0" w:after="0"/>
+      </w:pPr>
+    </w:p>
+    <w:p>
+      <w:pPr>
         <w:spacing w:before="160" w:after="80"/>
       </w:pPr>
       <w:r>
@@ -24098,6 +24883,31 @@
         </w:rPr>
         <w:t>。</w:t>
       </w:r>
+    </w:p>
+    <w:p>
+      <w:pPr>
+        <w:spacing w:before="0" w:after="0"/>
+      </w:pPr>
+    </w:p>
+    <w:p>
+      <w:pPr>
+        <w:spacing w:before="0" w:after="0"/>
+      </w:pPr>
+    </w:p>
+    <w:p>
+      <w:pPr>
+        <w:spacing w:before="0" w:after="0"/>
+      </w:pPr>
+    </w:p>
+    <w:p>
+      <w:pPr>
+        <w:spacing w:before="0" w:after="0"/>
+      </w:pPr>
+    </w:p>
+    <w:p>
+      <w:pPr>
+        <w:spacing w:before="0" w:after="0"/>
+      </w:pPr>
     </w:p>
     <w:p>
       <w:pPr>
@@ -24756,6 +25566,31 @@
     </w:p>
     <w:p>
       <w:pPr>
+        <w:spacing w:before="0" w:after="0"/>
+      </w:pPr>
+    </w:p>
+    <w:p>
+      <w:pPr>
+        <w:spacing w:before="0" w:after="0"/>
+      </w:pPr>
+    </w:p>
+    <w:p>
+      <w:pPr>
+        <w:spacing w:before="0" w:after="0"/>
+      </w:pPr>
+    </w:p>
+    <w:p>
+      <w:pPr>
+        <w:spacing w:before="0" w:after="0"/>
+      </w:pPr>
+    </w:p>
+    <w:p>
+      <w:pPr>
+        <w:spacing w:before="0" w:after="0"/>
+      </w:pPr>
+    </w:p>
+    <w:p>
+      <w:pPr>
         <w:spacing w:before="160" w:after="80"/>
       </w:pPr>
       <w:r>
@@ -25249,6 +26084,31 @@
           <m:t>?</m:t>
         </m:r>
       </m:oMath>
+    </w:p>
+    <w:p>
+      <w:pPr>
+        <w:spacing w:before="0" w:after="0"/>
+      </w:pPr>
+    </w:p>
+    <w:p>
+      <w:pPr>
+        <w:spacing w:before="0" w:after="0"/>
+      </w:pPr>
+    </w:p>
+    <w:p>
+      <w:pPr>
+        <w:spacing w:before="0" w:after="0"/>
+      </w:pPr>
+    </w:p>
+    <w:p>
+      <w:pPr>
+        <w:spacing w:before="0" w:after="0"/>
+      </w:pPr>
+    </w:p>
+    <w:p>
+      <w:pPr>
+        <w:spacing w:before="0" w:after="0"/>
+      </w:pPr>
     </w:p>
     <w:p>
       <w:pPr>
@@ -26172,6 +27032,31 @@
     </w:p>
     <w:p>
       <w:pPr>
+        <w:spacing w:before="0" w:after="0"/>
+      </w:pPr>
+    </w:p>
+    <w:p>
+      <w:pPr>
+        <w:spacing w:before="0" w:after="0"/>
+      </w:pPr>
+    </w:p>
+    <w:p>
+      <w:pPr>
+        <w:spacing w:before="0" w:after="0"/>
+      </w:pPr>
+    </w:p>
+    <w:p>
+      <w:pPr>
+        <w:spacing w:before="0" w:after="0"/>
+      </w:pPr>
+    </w:p>
+    <w:p>
+      <w:pPr>
+        <w:spacing w:before="0" w:after="0"/>
+      </w:pPr>
+    </w:p>
+    <w:p>
+      <w:pPr>
         <w:spacing w:before="160" w:after="80"/>
       </w:pPr>
       <w:r>
@@ -27200,6 +28085,31 @@
     </w:p>
     <w:p>
       <w:pPr>
+        <w:spacing w:before="0" w:after="0"/>
+      </w:pPr>
+    </w:p>
+    <w:p>
+      <w:pPr>
+        <w:spacing w:before="0" w:after="0"/>
+      </w:pPr>
+    </w:p>
+    <w:p>
+      <w:pPr>
+        <w:spacing w:before="0" w:after="0"/>
+      </w:pPr>
+    </w:p>
+    <w:p>
+      <w:pPr>
+        <w:spacing w:before="0" w:after="0"/>
+      </w:pPr>
+    </w:p>
+    <w:p>
+      <w:pPr>
+        <w:spacing w:before="0" w:after="0"/>
+      </w:pPr>
+    </w:p>
+    <w:p>
+      <w:pPr>
         <w:spacing w:before="160" w:after="80"/>
       </w:pPr>
       <w:r>
@@ -27864,6 +28774,31 @@
     </w:p>
     <w:p>
       <w:pPr>
+        <w:spacing w:before="0" w:after="0"/>
+      </w:pPr>
+    </w:p>
+    <w:p>
+      <w:pPr>
+        <w:spacing w:before="0" w:after="0"/>
+      </w:pPr>
+    </w:p>
+    <w:p>
+      <w:pPr>
+        <w:spacing w:before="0" w:after="0"/>
+      </w:pPr>
+    </w:p>
+    <w:p>
+      <w:pPr>
+        <w:spacing w:before="0" w:after="0"/>
+      </w:pPr>
+    </w:p>
+    <w:p>
+      <w:pPr>
+        <w:spacing w:before="0" w:after="0"/>
+      </w:pPr>
+    </w:p>
+    <w:p>
+      <w:pPr>
         <w:spacing w:before="160" w:after="80"/>
       </w:pPr>
       <w:r>
@@ -28484,6 +29419,31 @@
         </w:rPr>
         <w:t>。</w:t>
       </w:r>
+    </w:p>
+    <w:p>
+      <w:pPr>
+        <w:spacing w:before="0" w:after="0"/>
+      </w:pPr>
+    </w:p>
+    <w:p>
+      <w:pPr>
+        <w:spacing w:before="0" w:after="0"/>
+      </w:pPr>
+    </w:p>
+    <w:p>
+      <w:pPr>
+        <w:spacing w:before="0" w:after="0"/>
+      </w:pPr>
+    </w:p>
+    <w:p>
+      <w:pPr>
+        <w:spacing w:before="0" w:after="0"/>
+      </w:pPr>
+    </w:p>
+    <w:p>
+      <w:pPr>
+        <w:spacing w:before="0" w:after="0"/>
+      </w:pPr>
     </w:p>
     <w:p>
       <w:pPr>
@@ -29722,6 +30682,46 @@
     </w:p>
     <w:p>
       <w:pPr>
+        <w:spacing w:before="0" w:after="0"/>
+      </w:pPr>
+    </w:p>
+    <w:p>
+      <w:pPr>
+        <w:spacing w:before="0" w:after="0"/>
+      </w:pPr>
+    </w:p>
+    <w:p>
+      <w:pPr>
+        <w:spacing w:before="0" w:after="0"/>
+      </w:pPr>
+    </w:p>
+    <w:p>
+      <w:pPr>
+        <w:spacing w:before="0" w:after="0"/>
+      </w:pPr>
+    </w:p>
+    <w:p>
+      <w:pPr>
+        <w:spacing w:before="0" w:after="0"/>
+      </w:pPr>
+    </w:p>
+    <w:p>
+      <w:pPr>
+        <w:spacing w:before="0" w:after="0"/>
+      </w:pPr>
+    </w:p>
+    <w:p>
+      <w:pPr>
+        <w:spacing w:before="0" w:after="0"/>
+      </w:pPr>
+    </w:p>
+    <w:p>
+      <w:pPr>
+        <w:spacing w:before="0" w:after="0"/>
+      </w:pPr>
+    </w:p>
+    <w:p>
+      <w:pPr>
         <w:spacing w:before="160" w:after="80"/>
       </w:pPr>
       <w:r>
@@ -30692,6 +31692,46 @@
     </w:p>
     <w:p>
       <w:pPr>
+        <w:spacing w:before="0" w:after="0"/>
+      </w:pPr>
+    </w:p>
+    <w:p>
+      <w:pPr>
+        <w:spacing w:before="0" w:after="0"/>
+      </w:pPr>
+    </w:p>
+    <w:p>
+      <w:pPr>
+        <w:spacing w:before="0" w:after="0"/>
+      </w:pPr>
+    </w:p>
+    <w:p>
+      <w:pPr>
+        <w:spacing w:before="0" w:after="0"/>
+      </w:pPr>
+    </w:p>
+    <w:p>
+      <w:pPr>
+        <w:spacing w:before="0" w:after="0"/>
+      </w:pPr>
+    </w:p>
+    <w:p>
+      <w:pPr>
+        <w:spacing w:before="0" w:after="0"/>
+      </w:pPr>
+    </w:p>
+    <w:p>
+      <w:pPr>
+        <w:spacing w:before="0" w:after="0"/>
+      </w:pPr>
+    </w:p>
+    <w:p>
+      <w:pPr>
+        <w:spacing w:before="0" w:after="0"/>
+      </w:pPr>
+    </w:p>
+    <w:p>
+      <w:pPr>
         <w:spacing w:before="160" w:after="80"/>
       </w:pPr>
       <w:r>
@@ -31498,6 +32538,31 @@
     </w:p>
     <w:p>
       <w:pPr>
+        <w:spacing w:before="0" w:after="0"/>
+      </w:pPr>
+    </w:p>
+    <w:p>
+      <w:pPr>
+        <w:spacing w:before="0" w:after="0"/>
+      </w:pPr>
+    </w:p>
+    <w:p>
+      <w:pPr>
+        <w:spacing w:before="0" w:after="0"/>
+      </w:pPr>
+    </w:p>
+    <w:p>
+      <w:pPr>
+        <w:spacing w:before="0" w:after="0"/>
+      </w:pPr>
+    </w:p>
+    <w:p>
+      <w:pPr>
+        <w:spacing w:before="0" w:after="0"/>
+      </w:pPr>
+    </w:p>
+    <w:p>
+      <w:pPr>
         <w:spacing w:before="160" w:after="80"/>
       </w:pPr>
       <w:r>
@@ -31883,6 +32948,31 @@
         </w:rPr>
         <w:t>。</w:t>
       </w:r>
+    </w:p>
+    <w:p>
+      <w:pPr>
+        <w:spacing w:before="0" w:after="0"/>
+      </w:pPr>
+    </w:p>
+    <w:p>
+      <w:pPr>
+        <w:spacing w:before="0" w:after="0"/>
+      </w:pPr>
+    </w:p>
+    <w:p>
+      <w:pPr>
+        <w:spacing w:before="0" w:after="0"/>
+      </w:pPr>
+    </w:p>
+    <w:p>
+      <w:pPr>
+        <w:spacing w:before="0" w:after="0"/>
+      </w:pPr>
+    </w:p>
+    <w:p>
+      <w:pPr>
+        <w:spacing w:before="0" w:after="0"/>
+      </w:pPr>
     </w:p>
     <w:p>
       <w:pPr>
@@ -33000,6 +34090,31 @@
     </w:p>
     <w:p>
       <w:pPr>
+        <w:spacing w:before="0" w:after="0"/>
+      </w:pPr>
+    </w:p>
+    <w:p>
+      <w:pPr>
+        <w:spacing w:before="0" w:after="0"/>
+      </w:pPr>
+    </w:p>
+    <w:p>
+      <w:pPr>
+        <w:spacing w:before="0" w:after="0"/>
+      </w:pPr>
+    </w:p>
+    <w:p>
+      <w:pPr>
+        <w:spacing w:before="0" w:after="0"/>
+      </w:pPr>
+    </w:p>
+    <w:p>
+      <w:pPr>
+        <w:spacing w:before="0" w:after="0"/>
+      </w:pPr>
+    </w:p>
+    <w:p>
+      <w:pPr>
         <w:spacing w:before="160" w:after="80"/>
       </w:pPr>
       <w:r>
@@ -33809,6 +34924,31 @@
         </w:rPr>
         <w:t>？</w:t>
       </w:r>
+    </w:p>
+    <w:p>
+      <w:pPr>
+        <w:spacing w:before="0" w:after="0"/>
+      </w:pPr>
+    </w:p>
+    <w:p>
+      <w:pPr>
+        <w:spacing w:before="0" w:after="0"/>
+      </w:pPr>
+    </w:p>
+    <w:p>
+      <w:pPr>
+        <w:spacing w:before="0" w:after="0"/>
+      </w:pPr>
+    </w:p>
+    <w:p>
+      <w:pPr>
+        <w:spacing w:before="0" w:after="0"/>
+      </w:pPr>
+    </w:p>
+    <w:p>
+      <w:pPr>
+        <w:spacing w:before="0" w:after="0"/>
+      </w:pPr>
     </w:p>
     <w:p>
       <w:pPr>
@@ -34422,6 +35562,31 @@
     </w:p>
     <w:p>
       <w:pPr>
+        <w:spacing w:before="0" w:after="0"/>
+      </w:pPr>
+    </w:p>
+    <w:p>
+      <w:pPr>
+        <w:spacing w:before="0" w:after="0"/>
+      </w:pPr>
+    </w:p>
+    <w:p>
+      <w:pPr>
+        <w:spacing w:before="0" w:after="0"/>
+      </w:pPr>
+    </w:p>
+    <w:p>
+      <w:pPr>
+        <w:spacing w:before="0" w:after="0"/>
+      </w:pPr>
+    </w:p>
+    <w:p>
+      <w:pPr>
+        <w:spacing w:before="0" w:after="0"/>
+      </w:pPr>
+    </w:p>
+    <w:p>
+      <w:pPr>
         <w:spacing w:before="160" w:after="80"/>
       </w:pPr>
       <w:r>
@@ -35397,6 +36562,31 @@
         </w:rPr>
         <w:t>。</w:t>
       </w:r>
+    </w:p>
+    <w:p>
+      <w:pPr>
+        <w:spacing w:before="0" w:after="0"/>
+      </w:pPr>
+    </w:p>
+    <w:p>
+      <w:pPr>
+        <w:spacing w:before="0" w:after="0"/>
+      </w:pPr>
+    </w:p>
+    <w:p>
+      <w:pPr>
+        <w:spacing w:before="0" w:after="0"/>
+      </w:pPr>
+    </w:p>
+    <w:p>
+      <w:pPr>
+        <w:spacing w:before="0" w:after="0"/>
+      </w:pPr>
+    </w:p>
+    <w:p>
+      <w:pPr>
+        <w:spacing w:before="0" w:after="0"/>
+      </w:pPr>
     </w:p>
     <w:p>
       <w:pPr>
@@ -36625,6 +37815,31 @@
     </w:p>
     <w:p>
       <w:pPr>
+        <w:spacing w:before="0" w:after="0"/>
+      </w:pPr>
+    </w:p>
+    <w:p>
+      <w:pPr>
+        <w:spacing w:before="0" w:after="0"/>
+      </w:pPr>
+    </w:p>
+    <w:p>
+      <w:pPr>
+        <w:spacing w:before="0" w:after="0"/>
+      </w:pPr>
+    </w:p>
+    <w:p>
+      <w:pPr>
+        <w:spacing w:before="0" w:after="0"/>
+      </w:pPr>
+    </w:p>
+    <w:p>
+      <w:pPr>
+        <w:spacing w:before="0" w:after="0"/>
+      </w:pPr>
+    </w:p>
+    <w:p>
+      <w:pPr>
         <w:spacing w:before="160" w:after="80"/>
       </w:pPr>
       <w:r>
@@ -36797,6 +38012,21 @@
         </w:rPr>
         <w:t>。</w:t>
       </w:r>
+    </w:p>
+    <w:p>
+      <w:pPr>
+        <w:spacing w:before="0" w:after="0"/>
+      </w:pPr>
+    </w:p>
+    <w:p>
+      <w:pPr>
+        <w:spacing w:before="0" w:after="0"/>
+      </w:pPr>
+    </w:p>
+    <w:p>
+      <w:pPr>
+        <w:spacing w:before="0" w:after="0"/>
+      </w:pPr>
     </w:p>
     <w:p>
       <w:pPr>
@@ -37929,6 +39159,31 @@
     </w:p>
     <w:p>
       <w:pPr>
+        <w:spacing w:before="0" w:after="0"/>
+      </w:pPr>
+    </w:p>
+    <w:p>
+      <w:pPr>
+        <w:spacing w:before="0" w:after="0"/>
+      </w:pPr>
+    </w:p>
+    <w:p>
+      <w:pPr>
+        <w:spacing w:before="0" w:after="0"/>
+      </w:pPr>
+    </w:p>
+    <w:p>
+      <w:pPr>
+        <w:spacing w:before="0" w:after="0"/>
+      </w:pPr>
+    </w:p>
+    <w:p>
+      <w:pPr>
+        <w:spacing w:before="0" w:after="0"/>
+      </w:pPr>
+    </w:p>
+    <w:p>
+      <w:pPr>
         <w:spacing w:before="160" w:after="80"/>
       </w:pPr>
       <w:r>
@@ -38179,6 +39434,31 @@
         </w:rPr>
         <w:t>。</w:t>
       </w:r>
+    </w:p>
+    <w:p>
+      <w:pPr>
+        <w:spacing w:before="0" w:after="0"/>
+      </w:pPr>
+    </w:p>
+    <w:p>
+      <w:pPr>
+        <w:spacing w:before="0" w:after="0"/>
+      </w:pPr>
+    </w:p>
+    <w:p>
+      <w:pPr>
+        <w:spacing w:before="0" w:after="0"/>
+      </w:pPr>
+    </w:p>
+    <w:p>
+      <w:pPr>
+        <w:spacing w:before="0" w:after="0"/>
+      </w:pPr>
+    </w:p>
+    <w:p>
+      <w:pPr>
+        <w:spacing w:before="0" w:after="0"/>
+      </w:pPr>
     </w:p>
     <w:p>
       <w:pPr>
@@ -38668,6 +39948,31 @@
     </w:p>
     <w:p>
       <w:pPr>
+        <w:spacing w:before="0" w:after="0"/>
+      </w:pPr>
+    </w:p>
+    <w:p>
+      <w:pPr>
+        <w:spacing w:before="0" w:after="0"/>
+      </w:pPr>
+    </w:p>
+    <w:p>
+      <w:pPr>
+        <w:spacing w:before="0" w:after="0"/>
+      </w:pPr>
+    </w:p>
+    <w:p>
+      <w:pPr>
+        <w:spacing w:before="0" w:after="0"/>
+      </w:pPr>
+    </w:p>
+    <w:p>
+      <w:pPr>
+        <w:spacing w:before="0" w:after="0"/>
+      </w:pPr>
+    </w:p>
+    <w:p>
+      <w:pPr>
         <w:spacing w:before="160" w:after="80"/>
       </w:pPr>
       <w:r>
@@ -39137,6 +40442,46 @@
         </w:rPr>
         <w:t>。</w:t>
       </w:r>
+    </w:p>
+    <w:p>
+      <w:pPr>
+        <w:spacing w:before="0" w:after="0"/>
+      </w:pPr>
+    </w:p>
+    <w:p>
+      <w:pPr>
+        <w:spacing w:before="0" w:after="0"/>
+      </w:pPr>
+    </w:p>
+    <w:p>
+      <w:pPr>
+        <w:spacing w:before="0" w:after="0"/>
+      </w:pPr>
+    </w:p>
+    <w:p>
+      <w:pPr>
+        <w:spacing w:before="0" w:after="0"/>
+      </w:pPr>
+    </w:p>
+    <w:p>
+      <w:pPr>
+        <w:spacing w:before="0" w:after="0"/>
+      </w:pPr>
+    </w:p>
+    <w:p>
+      <w:pPr>
+        <w:spacing w:before="0" w:after="0"/>
+      </w:pPr>
+    </w:p>
+    <w:p>
+      <w:pPr>
+        <w:spacing w:before="0" w:after="0"/>
+      </w:pPr>
+    </w:p>
+    <w:p>
+      <w:pPr>
+        <w:spacing w:before="0" w:after="0"/>
+      </w:pPr>
     </w:p>
     <w:p>
       <w:pPr>
@@ -39420,6 +40765,31 @@
         </w:rPr>
         <w:t>？</w:t>
       </w:r>
+    </w:p>
+    <w:p>
+      <w:pPr>
+        <w:spacing w:before="0" w:after="0"/>
+      </w:pPr>
+    </w:p>
+    <w:p>
+      <w:pPr>
+        <w:spacing w:before="0" w:after="0"/>
+      </w:pPr>
+    </w:p>
+    <w:p>
+      <w:pPr>
+        <w:spacing w:before="0" w:after="0"/>
+      </w:pPr>
+    </w:p>
+    <w:p>
+      <w:pPr>
+        <w:spacing w:before="0" w:after="0"/>
+      </w:pPr>
+    </w:p>
+    <w:p>
+      <w:pPr>
+        <w:spacing w:before="0" w:after="0"/>
+      </w:pPr>
     </w:p>
     <w:p>
       <w:pPr>

--- a/00-首页/题组Word/第一轮习题集/化学原理/化学动力学习题集-学生版.docx
+++ b/00-首页/题组Word/第一轮习题集/化学原理/化学动力学习题集-学生版.docx
@@ -6334,7 +6334,7 @@
           <m:sSubSup>
             <m:e>
               <m:r>
-                <m:t>​</m:t>
+                <m:t xml:space="preserve"> </m:t>
               </m:r>
             </m:e>
             <m:sub>
@@ -6363,7 +6363,7 @@
           <m:sSubSup>
             <m:e>
               <m:r>
-                <m:t>​</m:t>
+                <m:t xml:space="preserve"> </m:t>
               </m:r>
             </m:e>
             <m:sub>
@@ -6392,7 +6392,7 @@
           <m:sSubSup>
             <m:e>
               <m:r>
-                <m:t>​</m:t>
+                <m:t xml:space="preserve"> </m:t>
               </m:r>
             </m:e>
             <m:sub>
@@ -6474,7 +6474,7 @@
         <m:sSup>
           <m:e>
             <m:r>
-              <m:t>​</m:t>
+              <m:t xml:space="preserve"> </m:t>
             </m:r>
           </m:e>
           <m:sup>
@@ -6506,7 +6506,7 @@
         <m:sSup>
           <m:e>
             <m:r>
-              <m:t>​</m:t>
+              <m:t xml:space="preserve"> </m:t>
             </m:r>
           </m:e>
           <m:sup>
@@ -6569,7 +6569,7 @@
         <m:sSup>
           <m:e>
             <m:r>
-              <m:t>​</m:t>
+              <m:t xml:space="preserve"> </m:t>
             </m:r>
           </m:e>
           <m:sup>
@@ -6632,7 +6632,7 @@
         <m:sSup>
           <m:e>
             <m:r>
-              <m:t>​</m:t>
+              <m:t xml:space="preserve"> </m:t>
             </m:r>
           </m:e>
           <m:sup>
@@ -31862,7 +31862,7 @@
         <m:sSup>
           <m:e>
             <m:r>
-              <m:t>​</m:t>
+              <m:t xml:space="preserve"> </m:t>
             </m:r>
           </m:e>
           <m:sup>
@@ -31937,7 +31937,7 @@
         <m:sSup>
           <m:e>
             <m:r>
-              <m:t>​</m:t>
+              <m:t xml:space="preserve"> </m:t>
             </m:r>
           </m:e>
           <m:sup>
@@ -32038,7 +32038,7 @@
         <m:sSup>
           <m:e>
             <m:r>
-              <m:t>​</m:t>
+              <m:t xml:space="preserve"> </m:t>
             </m:r>
           </m:e>
           <m:sup>
@@ -32129,7 +32129,7 @@
         <m:sSup>
           <m:e>
             <m:r>
-              <m:t>​</m:t>
+              <m:t xml:space="preserve"> </m:t>
             </m:r>
           </m:e>
           <m:sup>
@@ -32159,7 +32159,7 @@
         <m:sSup>
           <m:e>
             <m:r>
-              <m:t>​</m:t>
+              <m:t xml:space="preserve"> </m:t>
             </m:r>
           </m:e>
           <m:sup>
@@ -32208,7 +32208,7 @@
         <m:sSup>
           <m:e>
             <m:r>
-              <m:t>​</m:t>
+              <m:t xml:space="preserve"> </m:t>
             </m:r>
           </m:e>
           <m:sup>
@@ -32238,7 +32238,7 @@
         <m:sSup>
           <m:e>
             <m:r>
-              <m:t>​</m:t>
+              <m:t xml:space="preserve"> </m:t>
             </m:r>
           </m:e>
           <m:sup>
@@ -32308,7 +32308,7 @@
         <m:sSup>
           <m:e>
             <m:r>
-              <m:t>​</m:t>
+              <m:t xml:space="preserve"> </m:t>
             </m:r>
           </m:e>
           <m:sup>
@@ -32338,7 +32338,7 @@
         <m:sSup>
           <m:e>
             <m:r>
-              <m:t>​</m:t>
+              <m:t xml:space="preserve"> </m:t>
             </m:r>
           </m:e>
           <m:sup>
@@ -32387,7 +32387,7 @@
         <m:sSup>
           <m:e>
             <m:r>
-              <m:t>​</m:t>
+              <m:t xml:space="preserve"> </m:t>
             </m:r>
           </m:e>
           <m:sup>
@@ -32417,7 +32417,7 @@
         <m:sSup>
           <m:e>
             <m:r>
-              <m:t>​</m:t>
+              <m:t xml:space="preserve"> </m:t>
             </m:r>
           </m:e>
           <m:sup>

--- a/00-首页/题组Word/第一轮习题集/化学原理/化学动力学习题集-学生版.docx
+++ b/00-首页/题组Word/第一轮习题集/化学原理/化学动力学习题集-学生版.docx
@@ -688,6 +688,14 @@
         <w:tblStyle w:val="Table"/>
         <w:tblW w:type="pct" w:w="5000"/>
         <w:tblLayout w:type="fixed"/>
+        <w:tblBorders>
+          <w:top w:val="single" w:sz="12" w:space="0" w:color="000000"/>
+          <w:left w:val="none" w:sz="0" w:space="0" w:color="auto"/>
+          <w:bottom w:val="single" w:sz="12" w:space="0" w:color="000000"/>
+          <w:right w:val="none" w:sz="0" w:space="0" w:color="auto"/>
+          <w:insideH w:val="none" w:sz="0" w:space="0" w:color="auto"/>
+          <w:insideV w:val="none" w:sz="0" w:space="0" w:color="auto"/>
+        </w:tblBorders>
         <w:tblLook w:firstRow="1" w:lastRow="0" w:firstColumn="0" w:lastColumn="0" w:noHBand="0" w:noVBand="0" w:val="0020"/>
       </w:tblPr>
       <w:tblGrid>
@@ -701,7 +709,11 @@
           <w:tblHeader w:val="on"/>
         </w:trPr>
         <w:tc>
-          <w:tcPr/>
+          <w:tcPr>
+            <w:tcBorders>
+              <w:bottom w:val="single" w:sz="8" w:space="0" w:color="000000"/>
+            </w:tcBorders>
+          </w:tcPr>
           <w:p>
             <w:pPr>
               <w:pStyle w:val="Compact"/>
@@ -717,7 +729,11 @@
           </w:p>
         </w:tc>
         <w:tc>
-          <w:tcPr/>
+          <w:tcPr>
+            <w:tcBorders>
+              <w:bottom w:val="single" w:sz="8" w:space="0" w:color="000000"/>
+            </w:tcBorders>
+          </w:tcPr>
           <w:p>
             <w:pPr>
               <w:pStyle w:val="Compact"/>
@@ -733,7 +749,11 @@
           </w:p>
         </w:tc>
         <w:tc>
-          <w:tcPr/>
+          <w:tcPr>
+            <w:tcBorders>
+              <w:bottom w:val="single" w:sz="8" w:space="0" w:color="000000"/>
+            </w:tcBorders>
+          </w:tcPr>
           <w:p>
             <w:pPr>
               <w:pStyle w:val="Compact"/>
@@ -749,7 +769,11 @@
           </w:p>
         </w:tc>
         <w:tc>
-          <w:tcPr/>
+          <w:tcPr>
+            <w:tcBorders>
+              <w:bottom w:val="single" w:sz="8" w:space="0" w:color="000000"/>
+            </w:tcBorders>
+          </w:tcPr>
           <w:p>
             <w:pPr>
               <w:pStyle w:val="Compact"/>
@@ -6914,6 +6938,14 @@
       <w:tblPr>
         <w:tblStyle w:val="Table"/>
         <w:tblW w:type="auto" w:w="0"/>
+        <w:tblBorders>
+          <w:top w:val="single" w:sz="12" w:space="0" w:color="000000"/>
+          <w:left w:val="none" w:sz="0" w:space="0" w:color="auto"/>
+          <w:bottom w:val="single" w:sz="12" w:space="0" w:color="000000"/>
+          <w:right w:val="none" w:sz="0" w:space="0" w:color="auto"/>
+          <w:insideH w:val="none" w:sz="0" w:space="0" w:color="auto"/>
+          <w:insideV w:val="none" w:sz="0" w:space="0" w:color="auto"/>
+        </w:tblBorders>
         <w:tblLook w:firstRow="1" w:lastRow="0" w:firstColumn="0" w:lastColumn="0" w:noHBand="0" w:noVBand="0" w:val="0020"/>
       </w:tblPr>
       <w:tblGrid>
@@ -6927,7 +6959,11 @@
           <w:tblHeader w:val="on"/>
         </w:trPr>
         <w:tc>
-          <w:tcPr/>
+          <w:tcPr>
+            <w:tcBorders>
+              <w:bottom w:val="single" w:sz="8" w:space="0" w:color="000000"/>
+            </w:tcBorders>
+          </w:tcPr>
           <w:p>
             <w:pPr>
               <w:pStyle w:val="Compact"/>
@@ -6943,7 +6979,11 @@
           </w:p>
         </w:tc>
         <w:tc>
-          <w:tcPr/>
+          <w:tcPr>
+            <w:tcBorders>
+              <w:bottom w:val="single" w:sz="8" w:space="0" w:color="000000"/>
+            </w:tcBorders>
+          </w:tcPr>
           <w:p>
             <w:pPr>
               <w:pStyle w:val="Compact"/>
@@ -6959,7 +6999,11 @@
           </w:p>
         </w:tc>
         <w:tc>
-          <w:tcPr/>
+          <w:tcPr>
+            <w:tcBorders>
+              <w:bottom w:val="single" w:sz="8" w:space="0" w:color="000000"/>
+            </w:tcBorders>
+          </w:tcPr>
           <w:p>
             <w:pPr>
               <w:pStyle w:val="Compact"/>
@@ -6975,7 +7019,11 @@
           </w:p>
         </w:tc>
         <w:tc>
-          <w:tcPr/>
+          <w:tcPr>
+            <w:tcBorders>
+              <w:bottom w:val="single" w:sz="8" w:space="0" w:color="000000"/>
+            </w:tcBorders>
+          </w:tcPr>
           <w:p>
             <w:pPr>
               <w:pStyle w:val="Compact"/>
@@ -12283,6 +12331,14 @@
       <w:tblPr>
         <w:tblStyle w:val="Table"/>
         <w:tblW w:type="auto" w:w="0"/>
+        <w:tblBorders>
+          <w:top w:val="single" w:sz="12" w:space="0" w:color="000000"/>
+          <w:left w:val="none" w:sz="0" w:space="0" w:color="auto"/>
+          <w:bottom w:val="single" w:sz="12" w:space="0" w:color="000000"/>
+          <w:right w:val="none" w:sz="0" w:space="0" w:color="auto"/>
+          <w:insideH w:val="none" w:sz="0" w:space="0" w:color="auto"/>
+          <w:insideV w:val="none" w:sz="0" w:space="0" w:color="auto"/>
+        </w:tblBorders>
         <w:tblLook w:firstRow="1" w:lastRow="0" w:firstColumn="0" w:lastColumn="0" w:noHBand="0" w:noVBand="0" w:val="0020"/>
       </w:tblPr>
       <w:tblGrid>
@@ -12296,7 +12352,11 @@
           <w:tblHeader w:val="on"/>
         </w:trPr>
         <w:tc>
-          <w:tcPr/>
+          <w:tcPr>
+            <w:tcBorders>
+              <w:bottom w:val="single" w:sz="8" w:space="0" w:color="000000"/>
+            </w:tcBorders>
+          </w:tcPr>
           <w:p>
             <w:pPr>
               <w:pStyle w:val="Compact"/>
@@ -12317,7 +12377,11 @@
           </w:p>
         </w:tc>
         <w:tc>
-          <w:tcPr/>
+          <w:tcPr>
+            <w:tcBorders>
+              <w:bottom w:val="single" w:sz="8" w:space="0" w:color="000000"/>
+            </w:tcBorders>
+          </w:tcPr>
           <w:p>
             <w:pPr>
               <w:pStyle w:val="Compact"/>
@@ -12333,7 +12397,11 @@
           </w:p>
         </w:tc>
         <w:tc>
-          <w:tcPr/>
+          <w:tcPr>
+            <w:tcBorders>
+              <w:bottom w:val="single" w:sz="8" w:space="0" w:color="000000"/>
+            </w:tcBorders>
+          </w:tcPr>
           <w:p>
             <w:pPr>
               <w:pStyle w:val="Compact"/>
@@ -12349,7 +12417,11 @@
           </w:p>
         </w:tc>
         <w:tc>
-          <w:tcPr/>
+          <w:tcPr>
+            <w:tcBorders>
+              <w:bottom w:val="single" w:sz="8" w:space="0" w:color="000000"/>
+            </w:tcBorders>
+          </w:tcPr>
           <w:p>
             <w:pPr>
               <w:pStyle w:val="Compact"/>
@@ -15066,6 +15138,14 @@
         <w:tblStyle w:val="Table"/>
         <w:tblW w:type="pct" w:w="5000"/>
         <w:tblLayout w:type="fixed"/>
+        <w:tblBorders>
+          <w:top w:val="single" w:sz="12" w:space="0" w:color="000000"/>
+          <w:left w:val="none" w:sz="0" w:space="0" w:color="auto"/>
+          <w:bottom w:val="single" w:sz="12" w:space="0" w:color="000000"/>
+          <w:right w:val="none" w:sz="0" w:space="0" w:color="auto"/>
+          <w:insideH w:val="none" w:sz="0" w:space="0" w:color="auto"/>
+          <w:insideV w:val="none" w:sz="0" w:space="0" w:color="auto"/>
+        </w:tblBorders>
         <w:tblLook w:firstRow="1" w:lastRow="0" w:firstColumn="0" w:lastColumn="0" w:noHBand="0" w:noVBand="0" w:val="0020"/>
       </w:tblPr>
       <w:tblGrid>
@@ -15079,7 +15159,11 @@
           <w:tblHeader w:val="on"/>
         </w:trPr>
         <w:tc>
-          <w:tcPr/>
+          <w:tcPr>
+            <w:tcBorders>
+              <w:bottom w:val="single" w:sz="8" w:space="0" w:color="000000"/>
+            </w:tcBorders>
+          </w:tcPr>
           <w:p>
             <w:pPr>
               <w:pStyle w:val="Compact"/>
@@ -15100,7 +15184,11 @@
           </w:p>
         </w:tc>
         <w:tc>
-          <w:tcPr/>
+          <w:tcPr>
+            <w:tcBorders>
+              <w:bottom w:val="single" w:sz="8" w:space="0" w:color="000000"/>
+            </w:tcBorders>
+          </w:tcPr>
           <w:p>
             <w:pPr>
               <w:pStyle w:val="Compact"/>
@@ -15116,7 +15204,11 @@
           </w:p>
         </w:tc>
         <w:tc>
-          <w:tcPr/>
+          <w:tcPr>
+            <w:tcBorders>
+              <w:bottom w:val="single" w:sz="8" w:space="0" w:color="000000"/>
+            </w:tcBorders>
+          </w:tcPr>
           <w:p>
             <w:pPr>
               <w:pStyle w:val="Compact"/>
@@ -15132,7 +15224,11 @@
           </w:p>
         </w:tc>
         <w:tc>
-          <w:tcPr/>
+          <w:tcPr>
+            <w:tcBorders>
+              <w:bottom w:val="single" w:sz="8" w:space="0" w:color="000000"/>
+            </w:tcBorders>
+          </w:tcPr>
           <w:p>
             <w:pPr>
               <w:pStyle w:val="Compact"/>
@@ -17922,6 +18018,14 @@
         <w:tblStyle w:val="Table"/>
         <w:tblW w:type="pct" w:w="5000"/>
         <w:tblLayout w:type="fixed"/>
+        <w:tblBorders>
+          <w:top w:val="single" w:sz="12" w:space="0" w:color="000000"/>
+          <w:left w:val="none" w:sz="0" w:space="0" w:color="auto"/>
+          <w:bottom w:val="single" w:sz="12" w:space="0" w:color="000000"/>
+          <w:right w:val="none" w:sz="0" w:space="0" w:color="auto"/>
+          <w:insideH w:val="none" w:sz="0" w:space="0" w:color="auto"/>
+          <w:insideV w:val="none" w:sz="0" w:space="0" w:color="auto"/>
+        </w:tblBorders>
         <w:tblLook w:firstRow="1" w:lastRow="0" w:firstColumn="0" w:lastColumn="0" w:noHBand="0" w:noVBand="0" w:val="0020"/>
       </w:tblPr>
       <w:tblGrid>
@@ -17936,7 +18040,11 @@
           <w:tblHeader w:val="on"/>
         </w:trPr>
         <w:tc>
-          <w:tcPr/>
+          <w:tcPr>
+            <w:tcBorders>
+              <w:bottom w:val="single" w:sz="8" w:space="0" w:color="000000"/>
+            </w:tcBorders>
+          </w:tcPr>
           <w:p>
             <w:pPr>
               <w:pStyle w:val="Compact"/>
@@ -17969,7 +18077,11 @@
           </w:p>
         </w:tc>
         <w:tc>
-          <w:tcPr/>
+          <w:tcPr>
+            <w:tcBorders>
+              <w:bottom w:val="single" w:sz="8" w:space="0" w:color="000000"/>
+            </w:tcBorders>
+          </w:tcPr>
           <w:p>
             <w:pPr>
               <w:pStyle w:val="Compact"/>
@@ -17985,7 +18097,11 @@
           </w:p>
         </w:tc>
         <w:tc>
-          <w:tcPr/>
+          <w:tcPr>
+            <w:tcBorders>
+              <w:bottom w:val="single" w:sz="8" w:space="0" w:color="000000"/>
+            </w:tcBorders>
+          </w:tcPr>
           <w:p>
             <w:pPr>
               <w:pStyle w:val="Compact"/>
@@ -18001,7 +18117,11 @@
           </w:p>
         </w:tc>
         <w:tc>
-          <w:tcPr/>
+          <w:tcPr>
+            <w:tcBorders>
+              <w:bottom w:val="single" w:sz="8" w:space="0" w:color="000000"/>
+            </w:tcBorders>
+          </w:tcPr>
           <w:p>
             <w:pPr>
               <w:pStyle w:val="Compact"/>
@@ -18017,7 +18137,11 @@
           </w:p>
         </w:tc>
         <w:tc>
-          <w:tcPr/>
+          <w:tcPr>
+            <w:tcBorders>
+              <w:bottom w:val="single" w:sz="8" w:space="0" w:color="000000"/>
+            </w:tcBorders>
+          </w:tcPr>
           <w:p>
             <w:pPr>
               <w:pStyle w:val="Compact"/>
@@ -19745,6 +19869,14 @@
         <w:tblStyle w:val="Table"/>
         <w:tblW w:type="pct" w:w="5000"/>
         <w:tblLayout w:type="fixed"/>
+        <w:tblBorders>
+          <w:top w:val="single" w:sz="12" w:space="0" w:color="000000"/>
+          <w:left w:val="none" w:sz="0" w:space="0" w:color="auto"/>
+          <w:bottom w:val="single" w:sz="12" w:space="0" w:color="000000"/>
+          <w:right w:val="none" w:sz="0" w:space="0" w:color="auto"/>
+          <w:insideH w:val="none" w:sz="0" w:space="0" w:color="auto"/>
+          <w:insideV w:val="none" w:sz="0" w:space="0" w:color="auto"/>
+        </w:tblBorders>
         <w:tblLook w:firstRow="1" w:lastRow="0" w:firstColumn="0" w:lastColumn="0" w:noHBand="0" w:noVBand="0" w:val="0020"/>
       </w:tblPr>
       <w:tblGrid>
@@ -19764,7 +19896,11 @@
           <w:tblHeader w:val="on"/>
         </w:trPr>
         <w:tc>
-          <w:tcPr/>
+          <w:tcPr>
+            <w:tcBorders>
+              <w:bottom w:val="single" w:sz="8" w:space="0" w:color="000000"/>
+            </w:tcBorders>
+          </w:tcPr>
           <w:p>
             <w:pPr>
               <w:pStyle w:val="Compact"/>
@@ -19809,7 +19945,11 @@
           </w:p>
         </w:tc>
         <w:tc>
-          <w:tcPr/>
+          <w:tcPr>
+            <w:tcBorders>
+              <w:bottom w:val="single" w:sz="8" w:space="0" w:color="000000"/>
+            </w:tcBorders>
+          </w:tcPr>
           <w:p>
             <w:pPr>
               <w:pStyle w:val="Compact"/>
@@ -19825,7 +19965,11 @@
           </w:p>
         </w:tc>
         <w:tc>
-          <w:tcPr/>
+          <w:tcPr>
+            <w:tcBorders>
+              <w:bottom w:val="single" w:sz="8" w:space="0" w:color="000000"/>
+            </w:tcBorders>
+          </w:tcPr>
           <w:p>
             <w:pPr>
               <w:pStyle w:val="Compact"/>
@@ -19841,7 +19985,11 @@
           </w:p>
         </w:tc>
         <w:tc>
-          <w:tcPr/>
+          <w:tcPr>
+            <w:tcBorders>
+              <w:bottom w:val="single" w:sz="8" w:space="0" w:color="000000"/>
+            </w:tcBorders>
+          </w:tcPr>
           <w:p>
             <w:pPr>
               <w:pStyle w:val="Compact"/>
@@ -19857,7 +20005,11 @@
           </w:p>
         </w:tc>
         <w:tc>
-          <w:tcPr/>
+          <w:tcPr>
+            <w:tcBorders>
+              <w:bottom w:val="single" w:sz="8" w:space="0" w:color="000000"/>
+            </w:tcBorders>
+          </w:tcPr>
           <w:p>
             <w:pPr>
               <w:pStyle w:val="Compact"/>
@@ -19873,7 +20025,11 @@
           </w:p>
         </w:tc>
         <w:tc>
-          <w:tcPr/>
+          <w:tcPr>
+            <w:tcBorders>
+              <w:bottom w:val="single" w:sz="8" w:space="0" w:color="000000"/>
+            </w:tcBorders>
+          </w:tcPr>
           <w:p>
             <w:pPr>
               <w:pStyle w:val="Compact"/>
@@ -19889,7 +20045,11 @@
           </w:p>
         </w:tc>
         <w:tc>
-          <w:tcPr/>
+          <w:tcPr>
+            <w:tcBorders>
+              <w:bottom w:val="single" w:sz="8" w:space="0" w:color="000000"/>
+            </w:tcBorders>
+          </w:tcPr>
           <w:p>
             <w:pPr>
               <w:pStyle w:val="Compact"/>
@@ -19905,7 +20065,11 @@
           </w:p>
         </w:tc>
         <w:tc>
-          <w:tcPr/>
+          <w:tcPr>
+            <w:tcBorders>
+              <w:bottom w:val="single" w:sz="8" w:space="0" w:color="000000"/>
+            </w:tcBorders>
+          </w:tcPr>
           <w:p>
             <w:pPr>
               <w:pStyle w:val="Compact"/>
@@ -19921,7 +20085,11 @@
           </w:p>
         </w:tc>
         <w:tc>
-          <w:tcPr/>
+          <w:tcPr>
+            <w:tcBorders>
+              <w:bottom w:val="single" w:sz="8" w:space="0" w:color="000000"/>
+            </w:tcBorders>
+          </w:tcPr>
           <w:p>
             <w:pPr>
               <w:pStyle w:val="Compact"/>
@@ -19937,7 +20105,11 @@
           </w:p>
         </w:tc>
         <w:tc>
-          <w:tcPr/>
+          <w:tcPr>
+            <w:tcBorders>
+              <w:bottom w:val="single" w:sz="8" w:space="0" w:color="000000"/>
+            </w:tcBorders>
+          </w:tcPr>
           <w:p>
             <w:pPr>
               <w:pStyle w:val="Compact"/>
@@ -21411,6 +21583,14 @@
         <w:tblStyle w:val="Table"/>
         <w:tblW w:type="pct" w:w="5000"/>
         <w:tblLayout w:type="fixed"/>
+        <w:tblBorders>
+          <w:top w:val="single" w:sz="12" w:space="0" w:color="000000"/>
+          <w:left w:val="none" w:sz="0" w:space="0" w:color="auto"/>
+          <w:bottom w:val="single" w:sz="12" w:space="0" w:color="000000"/>
+          <w:right w:val="none" w:sz="0" w:space="0" w:color="auto"/>
+          <w:insideH w:val="none" w:sz="0" w:space="0" w:color="auto"/>
+          <w:insideV w:val="none" w:sz="0" w:space="0" w:color="auto"/>
+        </w:tblBorders>
         <w:tblLook w:firstRow="1" w:lastRow="0" w:firstColumn="0" w:lastColumn="0" w:noHBand="0" w:noVBand="0" w:val="0020"/>
       </w:tblPr>
       <w:tblGrid>
@@ -21426,7 +21606,11 @@
           <w:tblHeader w:val="on"/>
         </w:trPr>
         <w:tc>
-          <w:tcPr/>
+          <w:tcPr>
+            <w:tcBorders>
+              <w:bottom w:val="single" w:sz="8" w:space="0" w:color="000000"/>
+            </w:tcBorders>
+          </w:tcPr>
           <w:p>
             <w:pPr>
               <w:pStyle w:val="Compact"/>
@@ -21543,7 +21727,11 @@
           </w:p>
         </w:tc>
         <w:tc>
-          <w:tcPr/>
+          <w:tcPr>
+            <w:tcBorders>
+              <w:bottom w:val="single" w:sz="8" w:space="0" w:color="000000"/>
+            </w:tcBorders>
+          </w:tcPr>
           <w:p>
             <w:pPr>
               <w:pStyle w:val="Compact"/>
@@ -21559,7 +21747,11 @@
           </w:p>
         </w:tc>
         <w:tc>
-          <w:tcPr/>
+          <w:tcPr>
+            <w:tcBorders>
+              <w:bottom w:val="single" w:sz="8" w:space="0" w:color="000000"/>
+            </w:tcBorders>
+          </w:tcPr>
           <w:p>
             <w:pPr>
               <w:pStyle w:val="Compact"/>
@@ -21575,7 +21767,11 @@
           </w:p>
         </w:tc>
         <w:tc>
-          <w:tcPr/>
+          <w:tcPr>
+            <w:tcBorders>
+              <w:bottom w:val="single" w:sz="8" w:space="0" w:color="000000"/>
+            </w:tcBorders>
+          </w:tcPr>
           <w:p>
             <w:pPr>
               <w:pStyle w:val="Compact"/>
@@ -21591,7 +21787,11 @@
           </w:p>
         </w:tc>
         <w:tc>
-          <w:tcPr/>
+          <w:tcPr>
+            <w:tcBorders>
+              <w:bottom w:val="single" w:sz="8" w:space="0" w:color="000000"/>
+            </w:tcBorders>
+          </w:tcPr>
           <w:p>
             <w:pPr>
               <w:pStyle w:val="Compact"/>
@@ -21607,7 +21807,11 @@
           </w:p>
         </w:tc>
         <w:tc>
-          <w:tcPr/>
+          <w:tcPr>
+            <w:tcBorders>
+              <w:bottom w:val="single" w:sz="8" w:space="0" w:color="000000"/>
+            </w:tcBorders>
+          </w:tcPr>
           <w:p>
             <w:pPr>
               <w:pStyle w:val="Compact"/>
@@ -22040,6 +22244,14 @@
         <w:tblStyle w:val="Table"/>
         <w:tblW w:type="pct" w:w="5000"/>
         <w:tblLayout w:type="fixed"/>
+        <w:tblBorders>
+          <w:top w:val="single" w:sz="12" w:space="0" w:color="000000"/>
+          <w:left w:val="none" w:sz="0" w:space="0" w:color="auto"/>
+          <w:bottom w:val="single" w:sz="12" w:space="0" w:color="000000"/>
+          <w:right w:val="none" w:sz="0" w:space="0" w:color="auto"/>
+          <w:insideH w:val="none" w:sz="0" w:space="0" w:color="auto"/>
+          <w:insideV w:val="none" w:sz="0" w:space="0" w:color="auto"/>
+        </w:tblBorders>
         <w:tblLook w:firstRow="1" w:lastRow="0" w:firstColumn="0" w:lastColumn="0" w:noHBand="0" w:noVBand="0" w:val="0020"/>
       </w:tblPr>
       <w:tblGrid>
@@ -22055,7 +22267,11 @@
           <w:tblHeader w:val="on"/>
         </w:trPr>
         <w:tc>
-          <w:tcPr/>
+          <w:tcPr>
+            <w:tcBorders>
+              <w:bottom w:val="single" w:sz="8" w:space="0" w:color="000000"/>
+            </w:tcBorders>
+          </w:tcPr>
           <w:p>
             <w:pPr>
               <w:pStyle w:val="Compact"/>
@@ -22172,7 +22388,11 @@
           </w:p>
         </w:tc>
         <w:tc>
-          <w:tcPr/>
+          <w:tcPr>
+            <w:tcBorders>
+              <w:bottom w:val="single" w:sz="8" w:space="0" w:color="000000"/>
+            </w:tcBorders>
+          </w:tcPr>
           <w:p>
             <w:pPr>
               <w:pStyle w:val="Compact"/>
@@ -22188,7 +22408,11 @@
           </w:p>
         </w:tc>
         <w:tc>
-          <w:tcPr/>
+          <w:tcPr>
+            <w:tcBorders>
+              <w:bottom w:val="single" w:sz="8" w:space="0" w:color="000000"/>
+            </w:tcBorders>
+          </w:tcPr>
           <w:p>
             <w:pPr>
               <w:pStyle w:val="Compact"/>
@@ -22204,7 +22428,11 @@
           </w:p>
         </w:tc>
         <w:tc>
-          <w:tcPr/>
+          <w:tcPr>
+            <w:tcBorders>
+              <w:bottom w:val="single" w:sz="8" w:space="0" w:color="000000"/>
+            </w:tcBorders>
+          </w:tcPr>
           <w:p>
             <w:pPr>
               <w:pStyle w:val="Compact"/>
@@ -22220,7 +22448,11 @@
           </w:p>
         </w:tc>
         <w:tc>
-          <w:tcPr/>
+          <w:tcPr>
+            <w:tcBorders>
+              <w:bottom w:val="single" w:sz="8" w:space="0" w:color="000000"/>
+            </w:tcBorders>
+          </w:tcPr>
           <w:p>
             <w:pPr>
               <w:pStyle w:val="Compact"/>
@@ -22236,7 +22468,11 @@
           </w:p>
         </w:tc>
         <w:tc>
-          <w:tcPr/>
+          <w:tcPr>
+            <w:tcBorders>
+              <w:bottom w:val="single" w:sz="8" w:space="0" w:color="000000"/>
+            </w:tcBorders>
+          </w:tcPr>
           <w:p>
             <w:pPr>
               <w:pStyle w:val="Compact"/>
@@ -25103,6 +25339,14 @@
         <w:tblStyle w:val="Table"/>
         <w:tblW w:type="pct" w:w="5000"/>
         <w:tblLayout w:type="fixed"/>
+        <w:tblBorders>
+          <w:top w:val="single" w:sz="12" w:space="0" w:color="000000"/>
+          <w:left w:val="none" w:sz="0" w:space="0" w:color="auto"/>
+          <w:bottom w:val="single" w:sz="12" w:space="0" w:color="000000"/>
+          <w:right w:val="none" w:sz="0" w:space="0" w:color="auto"/>
+          <w:insideH w:val="none" w:sz="0" w:space="0" w:color="auto"/>
+          <w:insideV w:val="none" w:sz="0" w:space="0" w:color="auto"/>
+        </w:tblBorders>
         <w:tblLook w:firstRow="1" w:lastRow="0" w:firstColumn="0" w:lastColumn="0" w:noHBand="0" w:noVBand="0" w:val="0020"/>
       </w:tblPr>
       <w:tblGrid>
@@ -25116,7 +25360,11 @@
           <w:tblHeader w:val="on"/>
         </w:trPr>
         <w:tc>
-          <w:tcPr/>
+          <w:tcPr>
+            <w:tcBorders>
+              <w:bottom w:val="single" w:sz="8" w:space="0" w:color="000000"/>
+            </w:tcBorders>
+          </w:tcPr>
           <w:p>
             <w:pPr>
               <w:pStyle w:val="Compact"/>
@@ -25149,7 +25397,11 @@
           </w:p>
         </w:tc>
         <w:tc>
-          <w:tcPr/>
+          <w:tcPr>
+            <w:tcBorders>
+              <w:bottom w:val="single" w:sz="8" w:space="0" w:color="000000"/>
+            </w:tcBorders>
+          </w:tcPr>
           <w:p>
             <w:pPr>
               <w:pStyle w:val="Compact"/>
@@ -25165,7 +25417,11 @@
           </w:p>
         </w:tc>
         <w:tc>
-          <w:tcPr/>
+          <w:tcPr>
+            <w:tcBorders>
+              <w:bottom w:val="single" w:sz="8" w:space="0" w:color="000000"/>
+            </w:tcBorders>
+          </w:tcPr>
           <w:p>
             <w:pPr>
               <w:pStyle w:val="Compact"/>
@@ -25181,7 +25437,11 @@
           </w:p>
         </w:tc>
         <w:tc>
-          <w:tcPr/>
+          <w:tcPr>
+            <w:tcBorders>
+              <w:bottom w:val="single" w:sz="8" w:space="0" w:color="000000"/>
+            </w:tcBorders>
+          </w:tcPr>
           <w:p>
             <w:pPr>
               <w:pStyle w:val="Compact"/>
@@ -26385,6 +26645,14 @@
       <w:tblPr>
         <w:tblStyle w:val="Table"/>
         <w:tblW w:type="auto" w:w="0"/>
+        <w:tblBorders>
+          <w:top w:val="single" w:sz="12" w:space="0" w:color="000000"/>
+          <w:left w:val="none" w:sz="0" w:space="0" w:color="auto"/>
+          <w:bottom w:val="single" w:sz="12" w:space="0" w:color="000000"/>
+          <w:right w:val="none" w:sz="0" w:space="0" w:color="auto"/>
+          <w:insideH w:val="none" w:sz="0" w:space="0" w:color="auto"/>
+          <w:insideV w:val="none" w:sz="0" w:space="0" w:color="auto"/>
+        </w:tblBorders>
         <w:tblLook w:firstRow="1" w:lastRow="0" w:firstColumn="0" w:lastColumn="0" w:noHBand="0" w:noVBand="0" w:val="0020"/>
       </w:tblPr>
       <w:tblGrid>
@@ -26397,7 +26665,11 @@
           <w:tblHeader w:val="on"/>
         </w:trPr>
         <w:tc>
-          <w:tcPr/>
+          <w:tcPr>
+            <w:tcBorders>
+              <w:bottom w:val="single" w:sz="8" w:space="0" w:color="000000"/>
+            </w:tcBorders>
+          </w:tcPr>
           <w:p>
             <w:pPr>
               <w:pStyle w:val="Compact"/>
@@ -26413,7 +26685,11 @@
           </w:p>
         </w:tc>
         <w:tc>
-          <w:tcPr/>
+          <w:tcPr>
+            <w:tcBorders>
+              <w:bottom w:val="single" w:sz="8" w:space="0" w:color="000000"/>
+            </w:tcBorders>
+          </w:tcPr>
           <w:p>
             <w:pPr>
               <w:pStyle w:val="Compact"/>
@@ -26515,7 +26791,11 @@
           </w:p>
         </w:tc>
         <w:tc>
-          <w:tcPr/>
+          <w:tcPr>
+            <w:tcBorders>
+              <w:bottom w:val="single" w:sz="8" w:space="0" w:color="000000"/>
+            </w:tcBorders>
+          </w:tcPr>
           <w:p>
             <w:pPr>
               <w:pStyle w:val="Compact"/>
@@ -29921,6 +30201,14 @@
         <w:tblStyle w:val="Table"/>
         <w:tblW w:type="pct" w:w="5000"/>
         <w:tblLayout w:type="fixed"/>
+        <w:tblBorders>
+          <w:top w:val="single" w:sz="12" w:space="0" w:color="000000"/>
+          <w:left w:val="none" w:sz="0" w:space="0" w:color="auto"/>
+          <w:bottom w:val="single" w:sz="12" w:space="0" w:color="000000"/>
+          <w:right w:val="none" w:sz="0" w:space="0" w:color="auto"/>
+          <w:insideH w:val="none" w:sz="0" w:space="0" w:color="auto"/>
+          <w:insideV w:val="none" w:sz="0" w:space="0" w:color="auto"/>
+        </w:tblBorders>
         <w:tblLook w:firstRow="1" w:lastRow="0" w:firstColumn="0" w:lastColumn="0" w:noHBand="0" w:noVBand="0" w:val="0020"/>
       </w:tblPr>
       <w:tblGrid>
@@ -29940,7 +30228,11 @@
           <w:tblHeader w:val="on"/>
         </w:trPr>
         <w:tc>
-          <w:tcPr/>
+          <w:tcPr>
+            <w:tcBorders>
+              <w:bottom w:val="single" w:sz="8" w:space="0" w:color="000000"/>
+            </w:tcBorders>
+          </w:tcPr>
           <w:p>
             <w:pPr>
               <w:pStyle w:val="Compact"/>
@@ -29961,7 +30253,11 @@
           </w:p>
         </w:tc>
         <w:tc>
-          <w:tcPr/>
+          <w:tcPr>
+            <w:tcBorders>
+              <w:bottom w:val="single" w:sz="8" w:space="0" w:color="000000"/>
+            </w:tcBorders>
+          </w:tcPr>
           <w:p>
             <w:pPr>
               <w:pStyle w:val="Compact"/>
@@ -29977,7 +30273,11 @@
           </w:p>
         </w:tc>
         <w:tc>
-          <w:tcPr/>
+          <w:tcPr>
+            <w:tcBorders>
+              <w:bottom w:val="single" w:sz="8" w:space="0" w:color="000000"/>
+            </w:tcBorders>
+          </w:tcPr>
           <w:p>
             <w:pPr>
               <w:pStyle w:val="Compact"/>
@@ -29993,7 +30293,11 @@
           </w:p>
         </w:tc>
         <w:tc>
-          <w:tcPr/>
+          <w:tcPr>
+            <w:tcBorders>
+              <w:bottom w:val="single" w:sz="8" w:space="0" w:color="000000"/>
+            </w:tcBorders>
+          </w:tcPr>
           <w:p>
             <w:pPr>
               <w:pStyle w:val="Compact"/>
@@ -30009,7 +30313,11 @@
           </w:p>
         </w:tc>
         <w:tc>
-          <w:tcPr/>
+          <w:tcPr>
+            <w:tcBorders>
+              <w:bottom w:val="single" w:sz="8" w:space="0" w:color="000000"/>
+            </w:tcBorders>
+          </w:tcPr>
           <w:p>
             <w:pPr>
               <w:pStyle w:val="Compact"/>
@@ -30025,7 +30333,11 @@
           </w:p>
         </w:tc>
         <w:tc>
-          <w:tcPr/>
+          <w:tcPr>
+            <w:tcBorders>
+              <w:bottom w:val="single" w:sz="8" w:space="0" w:color="000000"/>
+            </w:tcBorders>
+          </w:tcPr>
           <w:p>
             <w:pPr>
               <w:pStyle w:val="Compact"/>
@@ -30041,7 +30353,11 @@
           </w:p>
         </w:tc>
         <w:tc>
-          <w:tcPr/>
+          <w:tcPr>
+            <w:tcBorders>
+              <w:bottom w:val="single" w:sz="8" w:space="0" w:color="000000"/>
+            </w:tcBorders>
+          </w:tcPr>
           <w:p>
             <w:pPr>
               <w:pStyle w:val="Compact"/>
@@ -30057,7 +30373,11 @@
           </w:p>
         </w:tc>
         <w:tc>
-          <w:tcPr/>
+          <w:tcPr>
+            <w:tcBorders>
+              <w:bottom w:val="single" w:sz="8" w:space="0" w:color="000000"/>
+            </w:tcBorders>
+          </w:tcPr>
           <w:p>
             <w:pPr>
               <w:pStyle w:val="Compact"/>
@@ -30073,7 +30393,11 @@
           </w:p>
         </w:tc>
         <w:tc>
-          <w:tcPr/>
+          <w:tcPr>
+            <w:tcBorders>
+              <w:bottom w:val="single" w:sz="8" w:space="0" w:color="000000"/>
+            </w:tcBorders>
+          </w:tcPr>
           <w:p>
             <w:pPr>
               <w:pStyle w:val="Compact"/>
@@ -30089,7 +30413,11 @@
           </w:p>
         </w:tc>
         <w:tc>
-          <w:tcPr/>
+          <w:tcPr>
+            <w:tcBorders>
+              <w:bottom w:val="single" w:sz="8" w:space="0" w:color="000000"/>
+            </w:tcBorders>
+          </w:tcPr>
           <w:p>
             <w:pPr>
               <w:pStyle w:val="Compact"/>
@@ -30364,6 +30692,14 @@
         <w:tblStyle w:val="Table"/>
         <w:tblW w:type="pct" w:w="5000"/>
         <w:tblLayout w:type="fixed"/>
+        <w:tblBorders>
+          <w:top w:val="single" w:sz="12" w:space="0" w:color="000000"/>
+          <w:left w:val="none" w:sz="0" w:space="0" w:color="auto"/>
+          <w:bottom w:val="single" w:sz="12" w:space="0" w:color="000000"/>
+          <w:right w:val="none" w:sz="0" w:space="0" w:color="auto"/>
+          <w:insideH w:val="none" w:sz="0" w:space="0" w:color="auto"/>
+          <w:insideV w:val="none" w:sz="0" w:space="0" w:color="auto"/>
+        </w:tblBorders>
         <w:tblLook w:firstRow="1" w:lastRow="0" w:firstColumn="0" w:lastColumn="0" w:noHBand="0" w:noVBand="0" w:val="0020"/>
       </w:tblPr>
       <w:tblGrid>
@@ -30378,7 +30714,11 @@
           <w:tblHeader w:val="on"/>
         </w:trPr>
         <w:tc>
-          <w:tcPr/>
+          <w:tcPr>
+            <w:tcBorders>
+              <w:bottom w:val="single" w:sz="8" w:space="0" w:color="000000"/>
+            </w:tcBorders>
+          </w:tcPr>
           <w:p>
             <w:pPr>
               <w:pStyle w:val="Compact"/>
@@ -30456,7 +30796,11 @@
           </w:p>
         </w:tc>
         <w:tc>
-          <w:tcPr/>
+          <w:tcPr>
+            <w:tcBorders>
+              <w:bottom w:val="single" w:sz="8" w:space="0" w:color="000000"/>
+            </w:tcBorders>
+          </w:tcPr>
           <w:p>
             <w:pPr>
               <w:pStyle w:val="Compact"/>
@@ -30472,7 +30816,11 @@
           </w:p>
         </w:tc>
         <w:tc>
-          <w:tcPr/>
+          <w:tcPr>
+            <w:tcBorders>
+              <w:bottom w:val="single" w:sz="8" w:space="0" w:color="000000"/>
+            </w:tcBorders>
+          </w:tcPr>
           <w:p>
             <w:pPr>
               <w:pStyle w:val="Compact"/>
@@ -30488,7 +30836,11 @@
           </w:p>
         </w:tc>
         <w:tc>
-          <w:tcPr/>
+          <w:tcPr>
+            <w:tcBorders>
+              <w:bottom w:val="single" w:sz="8" w:space="0" w:color="000000"/>
+            </w:tcBorders>
+          </w:tcPr>
           <w:p>
             <w:pPr>
               <w:pStyle w:val="Compact"/>
@@ -30504,7 +30856,11 @@
           </w:p>
         </w:tc>
         <w:tc>
-          <w:tcPr/>
+          <w:tcPr>
+            <w:tcBorders>
+              <w:bottom w:val="single" w:sz="8" w:space="0" w:color="000000"/>
+            </w:tcBorders>
+          </w:tcPr>
           <w:p>
             <w:pPr>
               <w:pStyle w:val="Compact"/>
@@ -33362,6 +33718,14 @@
         <w:tblStyle w:val="Table"/>
         <w:tblW w:type="pct" w:w="5000"/>
         <w:tblLayout w:type="fixed"/>
+        <w:tblBorders>
+          <w:top w:val="single" w:sz="12" w:space="0" w:color="000000"/>
+          <w:left w:val="none" w:sz="0" w:space="0" w:color="auto"/>
+          <w:bottom w:val="single" w:sz="12" w:space="0" w:color="000000"/>
+          <w:right w:val="none" w:sz="0" w:space="0" w:color="auto"/>
+          <w:insideH w:val="none" w:sz="0" w:space="0" w:color="auto"/>
+          <w:insideV w:val="none" w:sz="0" w:space="0" w:color="auto"/>
+        </w:tblBorders>
         <w:tblLook w:firstRow="1" w:lastRow="0" w:firstColumn="0" w:lastColumn="0" w:noHBand="0" w:noVBand="0" w:val="0020"/>
       </w:tblPr>
       <w:tblGrid>
@@ -33376,7 +33740,11 @@
           <w:tblHeader w:val="on"/>
         </w:trPr>
         <w:tc>
-          <w:tcPr/>
+          <w:tcPr>
+            <w:tcBorders>
+              <w:bottom w:val="single" w:sz="8" w:space="0" w:color="000000"/>
+            </w:tcBorders>
+          </w:tcPr>
           <w:p>
             <w:pPr>
               <w:pStyle w:val="Compact"/>
@@ -33392,7 +33760,11 @@
           </w:p>
         </w:tc>
         <w:tc>
-          <w:tcPr/>
+          <w:tcPr>
+            <w:tcBorders>
+              <w:bottom w:val="single" w:sz="8" w:space="0" w:color="000000"/>
+            </w:tcBorders>
+          </w:tcPr>
           <w:p>
             <w:pPr>
               <w:pStyle w:val="Compact"/>
@@ -33408,7 +33780,11 @@
           </w:p>
         </w:tc>
         <w:tc>
-          <w:tcPr/>
+          <w:tcPr>
+            <w:tcBorders>
+              <w:bottom w:val="single" w:sz="8" w:space="0" w:color="000000"/>
+            </w:tcBorders>
+          </w:tcPr>
           <w:p>
             <w:pPr>
               <w:pStyle w:val="Compact"/>
@@ -33424,7 +33800,11 @@
           </w:p>
         </w:tc>
         <w:tc>
-          <w:tcPr/>
+          <w:tcPr>
+            <w:tcBorders>
+              <w:bottom w:val="single" w:sz="8" w:space="0" w:color="000000"/>
+            </w:tcBorders>
+          </w:tcPr>
           <w:p>
             <w:pPr>
               <w:pStyle w:val="Compact"/>
@@ -33440,7 +33820,11 @@
           </w:p>
         </w:tc>
         <w:tc>
-          <w:tcPr/>
+          <w:tcPr>
+            <w:tcBorders>
+              <w:bottom w:val="single" w:sz="8" w:space="0" w:color="000000"/>
+            </w:tcBorders>
+          </w:tcPr>
           <w:p>
             <w:pPr>
               <w:pStyle w:val="Compact"/>
@@ -35312,6 +35696,14 @@
       <w:tblPr>
         <w:tblStyle w:val="Table"/>
         <w:tblW w:type="auto" w:w="0"/>
+        <w:tblBorders>
+          <w:top w:val="single" w:sz="12" w:space="0" w:color="000000"/>
+          <w:left w:val="none" w:sz="0" w:space="0" w:color="auto"/>
+          <w:bottom w:val="single" w:sz="12" w:space="0" w:color="000000"/>
+          <w:right w:val="none" w:sz="0" w:space="0" w:color="auto"/>
+          <w:insideH w:val="none" w:sz="0" w:space="0" w:color="auto"/>
+          <w:insideV w:val="none" w:sz="0" w:space="0" w:color="auto"/>
+        </w:tblBorders>
         <w:tblLook w:firstRow="1" w:lastRow="0" w:firstColumn="0" w:lastColumn="0" w:noHBand="0" w:noVBand="0" w:val="0020"/>
       </w:tblPr>
       <w:tblGrid>
@@ -35325,7 +35717,11 @@
           <w:tblHeader w:val="on"/>
         </w:trPr>
         <w:tc>
-          <w:tcPr/>
+          <w:tcPr>
+            <w:tcBorders>
+              <w:bottom w:val="single" w:sz="8" w:space="0" w:color="000000"/>
+            </w:tcBorders>
+          </w:tcPr>
           <w:p>
             <w:pPr>
               <w:pStyle w:val="Compact"/>
@@ -35385,7 +35781,11 @@
           </w:p>
         </w:tc>
         <w:tc>
-          <w:tcPr/>
+          <w:tcPr>
+            <w:tcBorders>
+              <w:bottom w:val="single" w:sz="8" w:space="0" w:color="000000"/>
+            </w:tcBorders>
+          </w:tcPr>
           <w:p>
             <w:pPr>
               <w:pStyle w:val="Compact"/>
@@ -35401,7 +35801,11 @@
           </w:p>
         </w:tc>
         <w:tc>
-          <w:tcPr/>
+          <w:tcPr>
+            <w:tcBorders>
+              <w:bottom w:val="single" w:sz="8" w:space="0" w:color="000000"/>
+            </w:tcBorders>
+          </w:tcPr>
           <w:p>
             <w:pPr>
               <w:pStyle w:val="Compact"/>
@@ -35417,7 +35821,11 @@
           </w:p>
         </w:tc>
         <w:tc>
-          <w:tcPr/>
+          <w:tcPr>
+            <w:tcBorders>
+              <w:bottom w:val="single" w:sz="8" w:space="0" w:color="000000"/>
+            </w:tcBorders>
+          </w:tcPr>
           <w:p>
             <w:pPr>
               <w:pStyle w:val="Compact"/>
@@ -38327,6 +38735,14 @@
         <w:tblStyle w:val="Table"/>
         <w:tblW w:type="pct" w:w="5000"/>
         <w:tblLayout w:type="fixed"/>
+        <w:tblBorders>
+          <w:top w:val="single" w:sz="12" w:space="0" w:color="000000"/>
+          <w:left w:val="none" w:sz="0" w:space="0" w:color="auto"/>
+          <w:bottom w:val="single" w:sz="12" w:space="0" w:color="000000"/>
+          <w:right w:val="none" w:sz="0" w:space="0" w:color="auto"/>
+          <w:insideH w:val="none" w:sz="0" w:space="0" w:color="auto"/>
+          <w:insideV w:val="none" w:sz="0" w:space="0" w:color="auto"/>
+        </w:tblBorders>
         <w:tblLook w:firstRow="1" w:lastRow="0" w:firstColumn="0" w:lastColumn="0" w:noHBand="0" w:noVBand="0" w:val="0020"/>
       </w:tblPr>
       <w:tblGrid>
@@ -38340,7 +38756,11 @@
           <w:tblHeader w:val="on"/>
         </w:trPr>
         <w:tc>
-          <w:tcPr/>
+          <w:tcPr>
+            <w:tcBorders>
+              <w:bottom w:val="single" w:sz="8" w:space="0" w:color="000000"/>
+            </w:tcBorders>
+          </w:tcPr>
           <w:p>
             <w:pPr>
               <w:pStyle w:val="Compact"/>
@@ -38356,7 +38776,11 @@
           </w:p>
         </w:tc>
         <w:tc>
-          <w:tcPr/>
+          <w:tcPr>
+            <w:tcBorders>
+              <w:bottom w:val="single" w:sz="8" w:space="0" w:color="000000"/>
+            </w:tcBorders>
+          </w:tcPr>
           <w:p>
             <w:pPr>
               <w:pStyle w:val="Compact"/>
@@ -38405,7 +38829,11 @@
           </w:p>
         </w:tc>
         <w:tc>
-          <w:tcPr/>
+          <w:tcPr>
+            <w:tcBorders>
+              <w:bottom w:val="single" w:sz="8" w:space="0" w:color="000000"/>
+            </w:tcBorders>
+          </w:tcPr>
           <w:p>
             <w:pPr>
               <w:pStyle w:val="Compact"/>
@@ -38463,7 +38891,11 @@
           </w:p>
         </w:tc>
         <w:tc>
-          <w:tcPr/>
+          <w:tcPr>
+            <w:tcBorders>
+              <w:bottom w:val="single" w:sz="8" w:space="0" w:color="000000"/>
+            </w:tcBorders>
+          </w:tcPr>
           <w:p>
             <w:pPr>
               <w:pStyle w:val="Compact"/>
@@ -41978,7 +42410,7 @@
     <ns0:rPr>
       <ns0:rFonts ns0:ascii="Times New Roman" ns0:cs="Times New Roman" ns0:eastAsia="SimHei" ns0:hAnsi="Times New Roman"/>
       <ns0:b/>
-      <ns0:color ns0:val="17324D"/>
+      <ns0:color ns0:val="000000"/>
       <ns0:sz ns0:val="44"/>
       <ns0:szCs ns0:val="56"/>
     </ns0:rPr>
@@ -42120,7 +42552,7 @@
     <ns0:rPr>
       <ns0:rFonts ns0:ascii="Times New Roman" ns0:cs="Times New Roman" ns0:eastAsia="SimHei" ns0:hAnsi="Times New Roman"/>
       <ns0:b/>
-      <ns0:color ns0:val="17324D"/>
+      <ns0:color ns0:val="000000"/>
       <ns0:sz ns0:val="32"/>
       <ns0:szCs ns0:val="40"/>
     </ns0:rPr>
@@ -42144,7 +42576,7 @@
     <ns0:rPr>
       <ns0:rFonts ns0:ascii="Times New Roman" ns0:cs="Times New Roman" ns0:eastAsia="SimHei" ns0:hAnsi="Times New Roman"/>
       <ns0:b/>
-      <ns0:color ns0:val="17324D"/>
+      <ns0:color ns0:val="000000"/>
       <ns0:sz ns0:val="28"/>
       <ns0:szCs ns0:val="32"/>
     </ns0:rPr>
@@ -42168,7 +42600,7 @@
     <ns0:rPr>
       <ns0:rFonts ns0:ascii="Times New Roman" ns0:cs="Times New Roman" ns0:eastAsia="SimHei" ns0:hAnsi="Times New Roman"/>
       <ns0:b/>
-      <ns0:color ns0:val="17324D"/>
+      <ns0:color ns0:val="000000"/>
       <ns0:sz ns0:val="25"/>
       <ns0:szCs ns0:val="28"/>
     </ns0:rPr>
